--- a/WebContent/docx/乳腺癌21基因检测报告-三峡.docx
+++ b/WebContent/docx/乳腺癌21基因检测报告-三峡.docx
@@ -2120,9 +2120,9 @@
           <w:shd w:val="clear" w:color="auto" w:fill="17365D"/>
         </w:rPr>
       </w:pPr>
-      <w:bookmarkStart w:id="0" w:name="_Toc534637492"/>
-      <w:bookmarkStart w:id="1" w:name="_Toc527112379"/>
-      <w:bookmarkStart w:id="2" w:name="_Toc526855031"/>
+      <w:bookmarkStart w:id="0" w:name="_Toc526855031"/>
+      <w:bookmarkStart w:id="1" w:name="_Toc534637492"/>
+      <w:bookmarkStart w:id="2" w:name="_Toc527112379"/>
       <w:r>
         <w:rPr>
           <w:rFonts w:hint="eastAsia" w:ascii="微软雅黑" w:hAnsi="微软雅黑" w:eastAsia="微软雅黑" w:cs="微软雅黑"/>
@@ -2834,11 +2834,11 @@
           <w:lang w:eastAsia="zh-CN" w:bidi="ar"/>
         </w:rPr>
       </w:pPr>
-      <w:bookmarkStart w:id="4" w:name="_Toc8800"/>
-      <w:bookmarkStart w:id="5" w:name="_Toc25603"/>
-      <w:bookmarkStart w:id="6" w:name="_Toc19024"/>
-      <w:bookmarkStart w:id="7" w:name="_Toc14264"/>
-      <w:bookmarkStart w:id="8" w:name="_Toc18552"/>
+      <w:bookmarkStart w:id="4" w:name="_Toc14264"/>
+      <w:bookmarkStart w:id="5" w:name="_Toc19024"/>
+      <w:bookmarkStart w:id="6" w:name="_Toc18552"/>
+      <w:bookmarkStart w:id="7" w:name="_Toc8800"/>
+      <w:bookmarkStart w:id="8" w:name="_Toc25603"/>
       <w:r>
         <w:rPr>
           <w:rFonts w:ascii="Times New Roman" w:hAnsi="Times New Roman" w:eastAsia="微软雅黑" w:cs="微软雅黑"/>
@@ -2926,6 +2926,166 @@
         <w:t>本报告出具的用药建议是根据现有技术及研究结果而提出的，因用药方案、个体用药耐受程度以及病情进展有所不同，故不对药物疗效做保证，用药建议仍需在临床医师指导下进行。</w:t>
       </w:r>
     </w:p>
+    <w:tbl>
+      <w:tblPr>
+        <w:tblStyle w:val="20"/>
+        <w:tblpPr w:leftFromText="181" w:rightFromText="181" w:horzAnchor="page" w:tblpXSpec="center" w:tblpYSpec="bottom"/>
+        <w:tblOverlap w:val="never"/>
+        <w:tblW w:w="0" w:type="auto"/>
+        <w:jc w:val="center"/>
+        <w:tblBorders>
+          <w:top w:val="none" w:color="auto" w:sz="0" w:space="0"/>
+          <w:left w:val="none" w:color="auto" w:sz="0" w:space="0"/>
+          <w:bottom w:val="none" w:color="auto" w:sz="0" w:space="0"/>
+          <w:right w:val="none" w:color="auto" w:sz="0" w:space="0"/>
+          <w:insideH w:val="none" w:color="auto" w:sz="0" w:space="0"/>
+          <w:insideV w:val="none" w:color="auto" w:sz="0" w:space="0"/>
+        </w:tblBorders>
+        <w:tblLayout w:type="autofit"/>
+        <w:tblCellMar>
+          <w:top w:w="0" w:type="dxa"/>
+          <w:left w:w="108" w:type="dxa"/>
+          <w:bottom w:w="0" w:type="dxa"/>
+          <w:right w:w="108" w:type="dxa"/>
+        </w:tblCellMar>
+      </w:tblPr>
+      <w:tblGrid>
+        <w:gridCol w:w="3370"/>
+        <w:gridCol w:w="2958"/>
+        <w:gridCol w:w="2962"/>
+      </w:tblGrid>
+      <w:tr>
+        <w:tblPrEx>
+          <w:tblBorders>
+            <w:top w:val="none" w:color="auto" w:sz="0" w:space="0"/>
+            <w:left w:val="none" w:color="auto" w:sz="0" w:space="0"/>
+            <w:bottom w:val="none" w:color="auto" w:sz="0" w:space="0"/>
+            <w:right w:val="none" w:color="auto" w:sz="0" w:space="0"/>
+            <w:insideH w:val="none" w:color="auto" w:sz="0" w:space="0"/>
+            <w:insideV w:val="none" w:color="auto" w:sz="0" w:space="0"/>
+          </w:tblBorders>
+          <w:tblCellMar>
+            <w:top w:w="0" w:type="dxa"/>
+            <w:left w:w="108" w:type="dxa"/>
+            <w:bottom w:w="0" w:type="dxa"/>
+            <w:right w:w="108" w:type="dxa"/>
+          </w:tblCellMar>
+        </w:tblPrEx>
+        <w:trPr>
+          <w:jc w:val="center"/>
+        </w:trPr>
+        <w:tc>
+          <w:tcPr>
+            <w:tcW w:w="3370" w:type="dxa"/>
+          </w:tcPr>
+          <w:p>
+            <w:pPr>
+              <w:jc w:val="both"/>
+              <w:rPr>
+                <w:rFonts w:hint="eastAsia" w:ascii="微软雅黑" w:hAnsi="微软雅黑" w:eastAsia="微软雅黑" w:cs="微软雅黑"/>
+                <w:b/>
+                <w:bCs/>
+                <w:color w:val="244061"/>
+                <w:sz w:val="24"/>
+                <w:szCs w:val="32"/>
+                <w:vertAlign w:val="baseline"/>
+                <w:lang w:val="en-US" w:eastAsia="zh-CN"/>
+              </w:rPr>
+            </w:pPr>
+            <w:r>
+              <w:rPr>
+                <w:rFonts w:hint="eastAsia" w:ascii="微软雅黑" w:hAnsi="微软雅黑" w:eastAsia="微软雅黑" w:cs="微软雅黑"/>
+                <w:b/>
+                <w:bCs/>
+                <w:color w:val="244061"/>
+                <w:sz w:val="24"/>
+                <w:szCs w:val="32"/>
+                <w:lang w:val="en-US" w:eastAsia="zh-CN"/>
+              </w:rPr>
+              <w:t>报告日期：</w:t>
+            </w:r>
+            <w:r>
+              <w:rPr>
+                <w:rFonts w:hint="eastAsia" w:ascii="微软雅黑" w:hAnsi="微软雅黑" w:eastAsia="微软雅黑" w:cs="微软雅黑"/>
+                <w:b w:val="0"/>
+                <w:bCs w:val="0"/>
+                <w:color w:val="auto"/>
+                <w:sz w:val="24"/>
+                <w:szCs w:val="32"/>
+                <w:vertAlign w:val="baseline"/>
+                <w:lang w:val="en-US" w:eastAsia="zh-CN"/>
+              </w:rPr>
+              <w:t>{{ reportdate }}</w:t>
+            </w:r>
+          </w:p>
+        </w:tc>
+        <w:tc>
+          <w:tcPr>
+            <w:tcW w:w="2958" w:type="dxa"/>
+            <w:vAlign w:val="top"/>
+          </w:tcPr>
+          <w:p>
+            <w:pPr>
+              <w:jc w:val="both"/>
+              <w:rPr>
+                <w:rFonts w:hint="eastAsia" w:ascii="微软雅黑" w:hAnsi="微软雅黑" w:eastAsia="微软雅黑" w:cs="微软雅黑"/>
+                <w:b/>
+                <w:bCs/>
+                <w:color w:val="244061"/>
+                <w:sz w:val="24"/>
+                <w:szCs w:val="32"/>
+                <w:vertAlign w:val="baseline"/>
+                <w:lang w:val="en-US" w:eastAsia="zh-CN"/>
+              </w:rPr>
+            </w:pPr>
+            <w:r>
+              <w:rPr>
+                <w:rFonts w:hint="eastAsia" w:ascii="微软雅黑" w:hAnsi="微软雅黑" w:eastAsia="微软雅黑" w:cs="微软雅黑"/>
+                <w:b/>
+                <w:bCs/>
+                <w:color w:val="244061"/>
+                <w:sz w:val="24"/>
+                <w:szCs w:val="32"/>
+                <w:lang w:val="en-US" w:eastAsia="zh-CN"/>
+              </w:rPr>
+              <w:t>检测者：</w:t>
+            </w:r>
+          </w:p>
+        </w:tc>
+        <w:tc>
+          <w:tcPr>
+            <w:tcW w:w="2962" w:type="dxa"/>
+          </w:tcPr>
+          <w:p>
+            <w:pPr>
+              <w:jc w:val="both"/>
+              <w:rPr>
+                <w:rFonts w:hint="eastAsia" w:ascii="微软雅黑" w:hAnsi="微软雅黑" w:eastAsia="微软雅黑" w:cs="微软雅黑"/>
+                <w:b/>
+                <w:bCs/>
+                <w:color w:val="244061"/>
+                <w:sz w:val="24"/>
+                <w:szCs w:val="32"/>
+                <w:vertAlign w:val="baseline"/>
+                <w:lang w:val="en-US" w:eastAsia="zh-CN"/>
+              </w:rPr>
+            </w:pPr>
+            <w:r>
+              <w:rPr>
+                <w:rFonts w:hint="eastAsia" w:ascii="微软雅黑" w:hAnsi="微软雅黑" w:eastAsia="微软雅黑" w:cs="微软雅黑"/>
+                <w:b/>
+                <w:bCs/>
+                <w:color w:val="244061"/>
+                <w:sz w:val="24"/>
+                <w:szCs w:val="32"/>
+                <w:lang w:val="en-US" w:eastAsia="zh-CN"/>
+              </w:rPr>
+              <w:t>审核者：</w:t>
+            </w:r>
+          </w:p>
+        </w:tc>
+      </w:tr>
+    </w:tbl>
     <w:p>
       <w:pPr>
         <w:rPr>
@@ -2938,6 +3098,8 @@
           <w:lang w:eastAsia="zh-CN"/>
         </w:rPr>
       </w:pPr>
+      <w:bookmarkStart w:id="51" w:name="_GoBack"/>
+      <w:bookmarkEnd w:id="51"/>
       <w:r>
         <w:rPr>
           <w:rFonts w:ascii="Times New Roman" w:hAnsi="Times New Roman" w:eastAsia="微软雅黑" w:cs="黑体"/>
@@ -2964,12 +3126,12 @@
           <w:lang w:val="en-US" w:eastAsia="zh-CN" w:bidi="ar-SA"/>
         </w:rPr>
       </w:pPr>
-      <w:bookmarkStart w:id="9" w:name="_Toc19898_WPSOffice_Level1"/>
-      <w:bookmarkStart w:id="10" w:name="_Toc2781"/>
-      <w:bookmarkStart w:id="11" w:name="_Toc2819"/>
-      <w:bookmarkStart w:id="12" w:name="_Toc22132"/>
+      <w:bookmarkStart w:id="9" w:name="_Toc499"/>
+      <w:bookmarkStart w:id="10" w:name="_Toc19898_WPSOffice_Level1"/>
+      <w:bookmarkStart w:id="11" w:name="_Toc22132"/>
+      <w:bookmarkStart w:id="12" w:name="_Toc2819"/>
       <w:bookmarkStart w:id="13" w:name="_Toc20136_WPSOffice_Level1"/>
-      <w:bookmarkStart w:id="14" w:name="_Toc499"/>
+      <w:bookmarkStart w:id="14" w:name="_Toc2781"/>
       <w:r>
         <w:rPr>
           <w:rFonts w:hint="eastAsia" w:ascii="Times New Roman" w:hAnsi="Times New Roman" w:eastAsia="微软雅黑" w:cs="黑体"/>
@@ -7299,10 +7461,10 @@
           <w:lang w:val="en-US" w:eastAsia="zh-CN"/>
         </w:rPr>
       </w:pPr>
-      <w:bookmarkStart w:id="15" w:name="_Toc9387"/>
-      <w:bookmarkStart w:id="16" w:name="_Toc10223"/>
-      <w:bookmarkStart w:id="17" w:name="_Toc20034"/>
-      <w:bookmarkStart w:id="18" w:name="_Toc106719764"/>
+      <w:bookmarkStart w:id="15" w:name="_Toc106719764"/>
+      <w:bookmarkStart w:id="16" w:name="_Toc20034"/>
+      <w:bookmarkStart w:id="17" w:name="_Toc9387"/>
+      <w:bookmarkStart w:id="18" w:name="_Toc10223"/>
       <w:r>
         <w:rPr>
           <w:rFonts w:hint="eastAsia" w:ascii="微软雅黑" w:hAnsi="微软雅黑" w:eastAsia="微软雅黑" w:cs="微软雅黑"/>
@@ -7836,6 +7998,7 @@
             <w:insideH w:val="dashed" w:color="244061" w:sz="4" w:space="0"/>
             <w:insideV w:val="dashed" w:color="244061" w:sz="4" w:space="0"/>
           </w:tblBorders>
+          <w:shd w:val="clear" w:color="auto" w:fill="auto"/>
           <w:tblCellMar>
             <w:top w:w="0" w:type="dxa"/>
             <w:left w:w="108" w:type="dxa"/>
@@ -8005,7 +8168,6 @@
             <w:insideH w:val="dashed" w:color="244061" w:sz="4" w:space="0"/>
             <w:insideV w:val="dashed" w:color="244061" w:sz="4" w:space="0"/>
           </w:tblBorders>
-          <w:shd w:val="clear" w:color="auto" w:fill="auto"/>
           <w:tblCellMar>
             <w:top w:w="0" w:type="dxa"/>
             <w:left w:w="108" w:type="dxa"/>
@@ -8476,6 +8638,12 @@
             <w:insideH w:val="none" w:color="auto" w:sz="0" w:space="0"/>
             <w:insideV w:val="none" w:color="auto" w:sz="0" w:space="0"/>
           </w:tblBorders>
+          <w:tblCellMar>
+            <w:top w:w="0" w:type="dxa"/>
+            <w:left w:w="113" w:type="dxa"/>
+            <w:bottom w:w="0" w:type="dxa"/>
+            <w:right w:w="113" w:type="dxa"/>
+          </w:tblCellMar>
         </w:tblPrEx>
         <w:trPr>
           <w:trHeight w:val="1984" w:hRule="atLeast"/>
@@ -10453,10 +10621,10 @@
           <w:shd w:val="clear" w:color="auto" w:fill="17365D"/>
         </w:rPr>
       </w:pPr>
-      <w:bookmarkStart w:id="19" w:name="_Toc526855037"/>
-      <w:bookmarkStart w:id="20" w:name="_Toc25428"/>
-      <w:bookmarkStart w:id="21" w:name="_Toc534637498"/>
-      <w:bookmarkStart w:id="22" w:name="_Toc527112385"/>
+      <w:bookmarkStart w:id="19" w:name="_Toc527112385"/>
+      <w:bookmarkStart w:id="20" w:name="_Toc534637498"/>
+      <w:bookmarkStart w:id="21" w:name="_Toc25428"/>
+      <w:bookmarkStart w:id="22" w:name="_Toc526855037"/>
       <w:r>
         <w:rPr>
           <w:rFonts w:hint="eastAsia" w:ascii="微软雅黑" w:hAnsi="微软雅黑" w:eastAsia="微软雅黑" w:cs="微软雅黑"/>
@@ -10525,9 +10693,9 @@
           <w:lang w:eastAsia="zh-CN"/>
         </w:rPr>
       </w:pPr>
-      <w:bookmarkStart w:id="23" w:name="_Toc534637499"/>
-      <w:bookmarkStart w:id="24" w:name="_Toc526855038"/>
-      <w:bookmarkStart w:id="25" w:name="_Toc527112386"/>
+      <w:bookmarkStart w:id="23" w:name="_Toc526855038"/>
+      <w:bookmarkStart w:id="24" w:name="_Toc527112386"/>
+      <w:bookmarkStart w:id="25" w:name="_Toc534637499"/>
       <w:r>
         <w:rPr>
           <w:rFonts w:hint="eastAsia" w:ascii="Times New Roman" w:hAnsi="Times New Roman" w:eastAsia="微软雅黑"/>
@@ -10555,8 +10723,8 @@
         </w:rPr>
       </w:pPr>
       <w:bookmarkStart w:id="26" w:name="_Toc27020"/>
-      <w:bookmarkStart w:id="27" w:name="_Toc15964"/>
-      <w:bookmarkStart w:id="28" w:name="_Toc21629"/>
+      <w:bookmarkStart w:id="27" w:name="_Toc21629"/>
+      <w:bookmarkStart w:id="28" w:name="_Toc15964"/>
       <w:bookmarkStart w:id="29" w:name="_Toc6632"/>
       <w:r>
         <w:rPr>
@@ -10931,10 +11099,10 @@
           <w:lang w:val="en-US" w:eastAsia="zh-CN"/>
         </w:rPr>
       </w:pPr>
-      <w:bookmarkStart w:id="30" w:name="_Toc30210"/>
-      <w:bookmarkStart w:id="31" w:name="_Toc30450"/>
-      <w:bookmarkStart w:id="32" w:name="_Toc8282"/>
-      <w:bookmarkStart w:id="33" w:name="_Toc8902"/>
+      <w:bookmarkStart w:id="30" w:name="_Toc8902"/>
+      <w:bookmarkStart w:id="31" w:name="_Toc30210"/>
+      <w:bookmarkStart w:id="32" w:name="_Toc30450"/>
+      <w:bookmarkStart w:id="33" w:name="_Toc8282"/>
       <w:r>
         <w:rPr>
           <w:rFonts w:hint="eastAsia" w:ascii="微软雅黑" w:hAnsi="微软雅黑" w:eastAsia="微软雅黑" w:cs="微软雅黑"/>
@@ -12644,9 +12812,9 @@
         </w:rPr>
       </w:pPr>
       <w:bookmarkStart w:id="36" w:name="_Toc19396"/>
-      <w:bookmarkStart w:id="37" w:name="_Toc24511"/>
+      <w:bookmarkStart w:id="37" w:name="_Toc7994"/>
       <w:bookmarkStart w:id="38" w:name="_Toc7932"/>
-      <w:bookmarkStart w:id="39" w:name="_Toc7994"/>
+      <w:bookmarkStart w:id="39" w:name="_Toc24511"/>
       <w:r>
         <w:rPr>
           <w:rFonts w:hint="eastAsia" w:ascii="微软雅黑" w:hAnsi="微软雅黑" w:eastAsia="微软雅黑" w:cs="微软雅黑"/>
@@ -14591,13 +14759,13 @@
           <w:lang w:val="en-US" w:eastAsia="zh-CN" w:bidi="ar-SA"/>
         </w:rPr>
       </w:pPr>
-      <w:bookmarkStart w:id="44" w:name="_Toc22484_WPSOffice_Level1"/>
-      <w:bookmarkStart w:id="45" w:name="_Toc22458"/>
-      <w:bookmarkStart w:id="46" w:name="_Toc30533"/>
-      <w:bookmarkStart w:id="47" w:name="_Toc16368_WPSOffice_Level1"/>
-      <w:bookmarkStart w:id="48" w:name="_Toc19099"/>
-      <w:bookmarkStart w:id="49" w:name="_Toc28910_WPSOffice_Level1"/>
-      <w:bookmarkStart w:id="50" w:name="_Toc7549"/>
+      <w:bookmarkStart w:id="44" w:name="_Toc7549"/>
+      <w:bookmarkStart w:id="45" w:name="_Toc16368_WPSOffice_Level1"/>
+      <w:bookmarkStart w:id="46" w:name="_Toc19099"/>
+      <w:bookmarkStart w:id="47" w:name="_Toc30533"/>
+      <w:bookmarkStart w:id="48" w:name="_Toc22458"/>
+      <w:bookmarkStart w:id="49" w:name="_Toc22484_WPSOffice_Level1"/>
+      <w:bookmarkStart w:id="50" w:name="_Toc28910_WPSOffice_Level1"/>
       <w:r>
         <w:rPr>
           <w:rFonts w:hint="eastAsia" w:ascii="Times New Roman" w:hAnsi="Times New Roman" w:eastAsia="微软雅黑" w:cs="黑体"/>
@@ -15355,18 +15523,7 @@
           <w:szCs w:val="20"/>
           <w:lang w:val="en-US" w:eastAsia="zh-CN"/>
         </w:rPr>
-        <w:t>肿瘤基因突变具有时间和空间上的异质性，不同取样部位或不同取样时间的样本突变谱可能不同，本报</w:t>
-      </w:r>
-      <w:bookmarkStart w:id="51" w:name="_GoBack"/>
-      <w:bookmarkEnd w:id="51"/>
-      <w:r>
-        <w:rPr>
-          <w:rFonts w:hint="eastAsia" w:ascii="微软雅黑" w:hAnsi="微软雅黑" w:eastAsia="微软雅黑" w:cs="微软雅黑"/>
-          <w:sz w:val="20"/>
-          <w:szCs w:val="20"/>
-          <w:lang w:val="en-US" w:eastAsia="zh-CN"/>
-        </w:rPr>
-        <w:t>告只对本次采集样本负责。</w:t>
+        <w:t>肿瘤基因突变具有时间和空间上的异质性，不同取样部位或不同取样时间的样本突变谱可能不同，本报告只对本次采集样本负责。</w:t>
       </w:r>
     </w:p>
     <w:sectPr>

--- a/WebContent/docx/乳腺癌21基因检测报告-三峡.docx
+++ b/WebContent/docx/乳腺癌21基因检测报告-三峡.docx
@@ -214,7 +214,7 @@
           </w:tcPr>
           <w:p>
             <w:pPr>
-              <w:jc w:val="left"/>
+              <w:jc w:val="center"/>
               <w:rPr>
                 <w:rFonts w:ascii="Times New Roman" w:hAnsi="Times New Roman" w:eastAsia="微软雅黑" w:cs="Times New Roman"/>
                 <w:b/>
@@ -227,7 +227,7 @@
             </w:pPr>
             <w:r>
               <w:rPr>
-                <w:rFonts w:ascii="黑体" w:hAnsi="黑体" w:eastAsia="黑体" w:cs="黑体"/>
+                <w:rFonts w:hint="eastAsia" w:ascii="微软雅黑" w:hAnsi="微软雅黑" w:eastAsia="微软雅黑" w:cs="微软雅黑"/>
                 <w:b/>
                 <w:bCs/>
                 <w:color w:val="254061" w:themeColor="accent1" w:themeShade="80"/>
@@ -238,7 +238,7 @@
             </w:r>
             <w:r>
               <w:rPr>
-                <w:rFonts w:hint="eastAsia" w:ascii="黑体" w:hAnsi="黑体" w:eastAsia="黑体" w:cs="黑体"/>
+                <w:rFonts w:hint="eastAsia" w:ascii="微软雅黑" w:hAnsi="微软雅黑" w:eastAsia="微软雅黑" w:cs="微软雅黑"/>
                 <w:b/>
                 <w:bCs/>
                 <w:color w:val="254061" w:themeColor="accent1" w:themeShade="80"/>
@@ -250,7 +250,7 @@
             </w:r>
             <w:r>
               <w:rPr>
-                <w:rFonts w:ascii="黑体" w:hAnsi="黑体" w:eastAsia="黑体" w:cs="黑体"/>
+                <w:rFonts w:hint="eastAsia" w:ascii="微软雅黑" w:hAnsi="微软雅黑" w:eastAsia="微软雅黑" w:cs="微软雅黑"/>
                 <w:b/>
                 <w:bCs/>
                 <w:color w:val="254061" w:themeColor="accent1" w:themeShade="80"/>
@@ -338,7 +338,7 @@
               <w:bidi w:val="0"/>
               <w:adjustRightInd/>
               <w:snapToGrid/>
-              <w:jc w:val="both"/>
+              <w:jc w:val="center"/>
               <w:textAlignment w:val="auto"/>
               <w:rPr>
                 <w:rFonts w:ascii="Times New Roman" w:hAnsi="Times New Roman" w:eastAsia="微软雅黑" w:cs="Times New Roman"/>
@@ -352,7 +352,7 @@
             </w:pPr>
             <w:r>
               <w:rPr>
-                <w:rFonts w:hint="eastAsia" w:ascii="黑体" w:hAnsi="黑体" w:eastAsia="黑体" w:cs="黑体"/>
+                <w:rFonts w:hint="eastAsia" w:ascii="微软雅黑" w:hAnsi="微软雅黑" w:eastAsia="微软雅黑" w:cs="微软雅黑"/>
                 <w:b/>
                 <w:bCs/>
                 <w:color w:val="254061" w:themeColor="accent1" w:themeShade="80"/>
@@ -360,30 +360,7 @@
                 <w:szCs w:val="32"/>
                 <w:lang w:val="en-US" w:eastAsia="zh-CN"/>
               </w:rPr>
-              <w:t>乳腺癌21基因检测报告</w:t>
-            </w:r>
-            <w:r>
-              <w:rPr>
-                <w:rFonts w:hint="eastAsia" w:ascii="黑体" w:hAnsi="黑体" w:eastAsia="黑体" w:cs="黑体"/>
-                <w:b/>
-                <w:bCs/>
-                <w:color w:val="254061" w:themeColor="accent1" w:themeShade="80"/>
-                <w:sz w:val="32"/>
-                <w:szCs w:val="32"/>
-              </w:rPr>
-              <w:t>{% if PDInfo != undefined %}</w:t>
-            </w:r>
-            <w:r>
-              <w:rPr>
-                <w:rFonts w:hint="eastAsia" w:ascii="黑体" w:hAnsi="黑体" w:eastAsia="黑体" w:cs="黑体"/>
-                <w:b/>
-                <w:bCs/>
-                <w:color w:val="254061" w:themeColor="accent1" w:themeShade="80"/>
-                <w:sz w:val="32"/>
-                <w:szCs w:val="32"/>
-                <w:lang w:val="en-US" w:eastAsia="zh-CN"/>
-              </w:rPr>
-              <w:t>（含PD-L1）{% endif %}</w:t>
+              <w:t>分子检测报告单</w:t>
             </w:r>
           </w:p>
         </w:tc>
@@ -402,25 +379,12 @@
         </w:rPr>
       </w:pPr>
     </w:p>
-    <w:p>
-      <w:pPr>
-        <w:jc w:val="center"/>
-        <w:rPr>
-          <w:rFonts w:hint="eastAsia" w:ascii="微软雅黑" w:hAnsi="微软雅黑" w:eastAsia="微软雅黑" w:cs="微软雅黑"/>
-          <w:b/>
-          <w:bCs/>
-          <w:color w:val="1F497D"/>
-          <w:sz w:val="24"/>
-          <w:szCs w:val="24"/>
-        </w:rPr>
-      </w:pPr>
-    </w:p>
     <w:tbl>
       <w:tblPr>
         <w:tblStyle w:val="19"/>
-        <w:tblW w:w="9672" w:type="dxa"/>
+        <w:tblW w:w="0" w:type="auto"/>
         <w:jc w:val="center"/>
-        <w:tblLayout w:type="fixed"/>
+        <w:tblLayout w:type="autofit"/>
         <w:tblCellMar>
           <w:top w:w="0" w:type="dxa"/>
           <w:left w:w="0" w:type="dxa"/>
@@ -429,15 +393,14 @@
         </w:tblCellMar>
       </w:tblPr>
       <w:tblGrid>
-        <w:gridCol w:w="1182"/>
-        <w:gridCol w:w="951"/>
-        <w:gridCol w:w="764"/>
-        <w:gridCol w:w="704"/>
-        <w:gridCol w:w="779"/>
-        <w:gridCol w:w="779"/>
-        <w:gridCol w:w="1334"/>
-        <w:gridCol w:w="1091"/>
-        <w:gridCol w:w="2088"/>
+        <w:gridCol w:w="1177"/>
+        <w:gridCol w:w="1039"/>
+        <w:gridCol w:w="1040"/>
+        <w:gridCol w:w="1037"/>
+        <w:gridCol w:w="1039"/>
+        <w:gridCol w:w="1039"/>
+        <w:gridCol w:w="1030"/>
+        <w:gridCol w:w="2271"/>
       </w:tblGrid>
       <w:tr>
         <w:tblPrEx>
@@ -449,17 +412,17 @@
           </w:tblCellMar>
         </w:tblPrEx>
         <w:trPr>
-          <w:trHeight w:val="402" w:hRule="atLeast"/>
+          <w:trHeight w:val="430" w:hRule="atLeast"/>
           <w:jc w:val="center"/>
         </w:trPr>
         <w:tc>
           <w:tcPr>
-            <w:tcW w:w="1182" w:type="dxa"/>
-            <w:tcBorders>
-              <w:top w:val="single" w:color="000000" w:sz="8" w:space="0"/>
+            <w:tcW w:w="1323" w:type="dxa"/>
+            <w:tcBorders>
+              <w:top w:val="single" w:color="auto" w:sz="4" w:space="0"/>
               <w:left w:val="nil"/>
-              <w:bottom w:val="single" w:color="000000" w:sz="8" w:space="0"/>
-              <w:right w:val="single" w:color="000000" w:sz="8" w:space="0"/>
+              <w:bottom w:val="single" w:color="auto" w:sz="4" w:space="0"/>
+              <w:right w:val="single" w:color="auto" w:sz="4" w:space="0"/>
             </w:tcBorders>
             <w:noWrap/>
             <w:tcMar>
@@ -471,24 +434,39 @@
           </w:tcPr>
           <w:p>
             <w:pPr>
+              <w:keepNext w:val="0"/>
+              <w:keepLines w:val="0"/>
+              <w:pageBreakBefore w:val="0"/>
               <w:widowControl/>
+              <w:kinsoku/>
+              <w:wordWrap/>
+              <w:overflowPunct/>
+              <w:topLinePunct w:val="0"/>
+              <w:autoSpaceDE/>
+              <w:autoSpaceDN/>
+              <w:bidi w:val="0"/>
+              <w:adjustRightInd/>
+              <w:snapToGrid/>
+              <w:spacing w:beforeAutospacing="0" w:afterAutospacing="0" w:line="240" w:lineRule="auto"/>
               <w:jc w:val="center"/>
               <w:textAlignment w:val="center"/>
               <w:rPr>
+                <w:rFonts w:hint="eastAsia" w:ascii="微软雅黑" w:hAnsi="微软雅黑" w:eastAsia="微软雅黑" w:cs="微软雅黑"/>
                 <w:b/>
                 <w:color w:val="000000"/>
                 <w:sz w:val="21"/>
                 <w:szCs w:val="21"/>
-                <w:lang w:bidi="ar"/>
-              </w:rPr>
-            </w:pPr>
-            <w:r>
-              <w:rPr>
+                <w:lang w:val="en-US" w:eastAsia="zh-CN" w:bidi="ar"/>
+              </w:rPr>
+            </w:pPr>
+            <w:r>
+              <w:rPr>
+                <w:rFonts w:hint="eastAsia" w:ascii="微软雅黑" w:hAnsi="微软雅黑" w:eastAsia="微软雅黑" w:cs="微软雅黑"/>
                 <w:b/>
                 <w:color w:val="000000"/>
                 <w:sz w:val="21"/>
                 <w:szCs w:val="21"/>
-                <w:lang w:bidi="ar"/>
+                <w:lang w:val="en-US" w:eastAsia="zh-CN" w:bidi="ar"/>
               </w:rPr>
               <w:t>姓名</w:t>
             </w:r>
@@ -496,12 +474,12 @@
         </w:tc>
         <w:tc>
           <w:tcPr>
-            <w:tcW w:w="951" w:type="dxa"/>
-            <w:tcBorders>
-              <w:top w:val="single" w:color="000000" w:sz="8" w:space="0"/>
-              <w:left w:val="single" w:color="000000" w:sz="8" w:space="0"/>
-              <w:bottom w:val="single" w:color="000000" w:sz="8" w:space="0"/>
-              <w:right w:val="single" w:color="000000" w:sz="8" w:space="0"/>
+            <w:tcW w:w="1191" w:type="dxa"/>
+            <w:tcBorders>
+              <w:top w:val="single" w:color="auto" w:sz="4" w:space="0"/>
+              <w:left w:val="single" w:color="auto" w:sz="4" w:space="0"/>
+              <w:bottom w:val="single" w:color="auto" w:sz="4" w:space="0"/>
+              <w:right w:val="single" w:color="auto" w:sz="4" w:space="0"/>
             </w:tcBorders>
             <w:noWrap/>
             <w:tcMar>
@@ -513,38 +491,53 @@
           </w:tcPr>
           <w:p>
             <w:pPr>
+              <w:keepNext w:val="0"/>
+              <w:keepLines w:val="0"/>
+              <w:pageBreakBefore w:val="0"/>
               <w:widowControl/>
+              <w:kinsoku/>
+              <w:wordWrap/>
+              <w:overflowPunct/>
+              <w:topLinePunct w:val="0"/>
+              <w:autoSpaceDE/>
+              <w:autoSpaceDN/>
+              <w:bidi w:val="0"/>
+              <w:adjustRightInd/>
+              <w:snapToGrid/>
+              <w:spacing w:beforeAutospacing="0" w:afterAutospacing="0" w:line="240" w:lineRule="auto"/>
               <w:jc w:val="center"/>
               <w:textAlignment w:val="center"/>
               <w:rPr>
+                <w:rFonts w:hint="eastAsia" w:ascii="微软雅黑" w:hAnsi="微软雅黑" w:eastAsia="微软雅黑" w:cs="微软雅黑"/>
                 <w:b/>
                 <w:color w:val="000000"/>
                 <w:sz w:val="21"/>
                 <w:szCs w:val="21"/>
+                <w:lang w:eastAsia="zh-CN" w:bidi="ar"/>
+              </w:rPr>
+            </w:pPr>
+            <w:r>
+              <w:rPr>
+                <w:rFonts w:hint="eastAsia" w:ascii="微软雅黑" w:hAnsi="微软雅黑" w:eastAsia="微软雅黑" w:cs="微软雅黑"/>
+                <w:b w:val="0"/>
+                <w:bCs/>
+                <w:color w:val="000000"/>
+                <w:sz w:val="21"/>
+                <w:szCs w:val="21"/>
                 <w:lang w:bidi="ar"/>
               </w:rPr>
-            </w:pPr>
-            <w:r>
-              <w:rPr>
-                <w:rFonts w:hint="eastAsia"/>
-                <w:b/>
-                <w:color w:val="000000"/>
-                <w:sz w:val="21"/>
-                <w:szCs w:val="21"/>
-                <w:lang w:bidi="ar"/>
-              </w:rPr>
               <w:t>{{ client }}</w:t>
             </w:r>
           </w:p>
         </w:tc>
         <w:tc>
           <w:tcPr>
-            <w:tcW w:w="764" w:type="dxa"/>
-            <w:tcBorders>
-              <w:top w:val="single" w:color="000000" w:sz="8" w:space="0"/>
-              <w:left w:val="single" w:color="000000" w:sz="8" w:space="0"/>
-              <w:bottom w:val="single" w:color="000000" w:sz="8" w:space="0"/>
-              <w:right w:val="single" w:color="000000" w:sz="8" w:space="0"/>
+            <w:tcW w:w="1193" w:type="dxa"/>
+            <w:tcBorders>
+              <w:top w:val="single" w:color="auto" w:sz="4" w:space="0"/>
+              <w:left w:val="single" w:color="auto" w:sz="4" w:space="0"/>
+              <w:bottom w:val="single" w:color="auto" w:sz="4" w:space="0"/>
+              <w:right w:val="single" w:color="auto" w:sz="4" w:space="0"/>
             </w:tcBorders>
             <w:noWrap/>
             <w:tcMar>
@@ -556,10 +549,24 @@
           </w:tcPr>
           <w:p>
             <w:pPr>
+              <w:keepNext w:val="0"/>
+              <w:keepLines w:val="0"/>
+              <w:pageBreakBefore w:val="0"/>
               <w:widowControl/>
+              <w:kinsoku/>
+              <w:wordWrap/>
+              <w:overflowPunct/>
+              <w:topLinePunct w:val="0"/>
+              <w:autoSpaceDE/>
+              <w:autoSpaceDN/>
+              <w:bidi w:val="0"/>
+              <w:adjustRightInd/>
+              <w:snapToGrid/>
+              <w:spacing w:beforeAutospacing="0" w:afterAutospacing="0" w:line="240" w:lineRule="auto"/>
               <w:jc w:val="center"/>
               <w:textAlignment w:val="center"/>
               <w:rPr>
+                <w:rFonts w:hint="eastAsia" w:ascii="微软雅黑" w:hAnsi="微软雅黑" w:eastAsia="微软雅黑" w:cs="微软雅黑"/>
                 <w:b/>
                 <w:color w:val="000000"/>
                 <w:sz w:val="21"/>
@@ -569,6 +576,7 @@
             </w:pPr>
             <w:r>
               <w:rPr>
+                <w:rFonts w:hint="eastAsia" w:ascii="微软雅黑" w:hAnsi="微软雅黑" w:eastAsia="微软雅黑" w:cs="微软雅黑"/>
                 <w:b/>
                 <w:color w:val="000000"/>
                 <w:sz w:val="21"/>
@@ -581,12 +589,12 @@
         </w:tc>
         <w:tc>
           <w:tcPr>
-            <w:tcW w:w="704" w:type="dxa"/>
-            <w:tcBorders>
-              <w:top w:val="single" w:color="000000" w:sz="8" w:space="0"/>
-              <w:left w:val="single" w:color="000000" w:sz="8" w:space="0"/>
-              <w:bottom w:val="single" w:color="000000" w:sz="8" w:space="0"/>
-              <w:right w:val="single" w:color="000000" w:sz="8" w:space="0"/>
+            <w:tcW w:w="1189" w:type="dxa"/>
+            <w:tcBorders>
+              <w:top w:val="single" w:color="auto" w:sz="4" w:space="0"/>
+              <w:left w:val="single" w:color="auto" w:sz="4" w:space="0"/>
+              <w:bottom w:val="single" w:color="auto" w:sz="4" w:space="0"/>
+              <w:right w:val="single" w:color="auto" w:sz="4" w:space="0"/>
             </w:tcBorders>
             <w:noWrap/>
             <w:tcMar>
@@ -598,10 +606,24 @@
           </w:tcPr>
           <w:p>
             <w:pPr>
+              <w:keepNext w:val="0"/>
+              <w:keepLines w:val="0"/>
+              <w:pageBreakBefore w:val="0"/>
               <w:widowControl/>
+              <w:kinsoku/>
+              <w:wordWrap/>
+              <w:overflowPunct/>
+              <w:topLinePunct w:val="0"/>
+              <w:autoSpaceDE/>
+              <w:autoSpaceDN/>
+              <w:bidi w:val="0"/>
+              <w:adjustRightInd/>
+              <w:snapToGrid/>
+              <w:spacing w:beforeAutospacing="0" w:afterAutospacing="0" w:line="240" w:lineRule="auto"/>
               <w:jc w:val="center"/>
               <w:textAlignment w:val="center"/>
               <w:rPr>
+                <w:rFonts w:hint="eastAsia" w:ascii="微软雅黑" w:hAnsi="微软雅黑" w:eastAsia="微软雅黑" w:cs="微软雅黑"/>
                 <w:b/>
                 <w:color w:val="000000"/>
                 <w:sz w:val="21"/>
@@ -611,9 +633,9 @@
             </w:pPr>
             <w:r>
               <w:rPr>
-                <w:rFonts w:hint="eastAsia" w:ascii="宋体" w:hAnsi="宋体" w:eastAsia="宋体" w:cs="宋体"/>
-                <w:b/>
-                <w:bCs w:val="0"/>
+                <w:rFonts w:hint="eastAsia" w:ascii="微软雅黑" w:hAnsi="微软雅黑" w:eastAsia="微软雅黑" w:cs="微软雅黑"/>
+                <w:b w:val="0"/>
+                <w:bCs/>
                 <w:color w:val="000000"/>
                 <w:sz w:val="21"/>
                 <w:szCs w:val="21"/>
@@ -625,12 +647,12 @@
         </w:tc>
         <w:tc>
           <w:tcPr>
-            <w:tcW w:w="779" w:type="dxa"/>
-            <w:tcBorders>
-              <w:top w:val="single" w:color="000000" w:sz="8" w:space="0"/>
-              <w:left w:val="single" w:color="000000" w:sz="8" w:space="0"/>
-              <w:bottom w:val="single" w:color="000000" w:sz="8" w:space="0"/>
-              <w:right w:val="single" w:color="000000" w:sz="8" w:space="0"/>
+            <w:tcW w:w="1191" w:type="dxa"/>
+            <w:tcBorders>
+              <w:top w:val="single" w:color="auto" w:sz="4" w:space="0"/>
+              <w:left w:val="single" w:color="auto" w:sz="4" w:space="0"/>
+              <w:bottom w:val="single" w:color="auto" w:sz="4" w:space="0"/>
+              <w:right w:val="single" w:color="auto" w:sz="4" w:space="0"/>
             </w:tcBorders>
             <w:noWrap/>
             <w:tcMar>
@@ -642,23 +664,40 @@
           </w:tcPr>
           <w:p>
             <w:pPr>
+              <w:keepNext w:val="0"/>
+              <w:keepLines w:val="0"/>
+              <w:pageBreakBefore w:val="0"/>
               <w:widowControl/>
+              <w:kinsoku/>
+              <w:wordWrap/>
+              <w:overflowPunct/>
+              <w:topLinePunct w:val="0"/>
+              <w:autoSpaceDE/>
+              <w:autoSpaceDN/>
+              <w:bidi w:val="0"/>
+              <w:adjustRightInd/>
+              <w:snapToGrid/>
+              <w:spacing w:beforeAutospacing="0" w:afterAutospacing="0" w:line="240" w:lineRule="auto"/>
               <w:jc w:val="center"/>
               <w:textAlignment w:val="center"/>
               <w:rPr>
+                <w:rFonts w:hint="eastAsia" w:ascii="微软雅黑" w:hAnsi="微软雅黑" w:eastAsia="微软雅黑" w:cs="微软雅黑"/>
                 <w:b/>
                 <w:color w:val="000000"/>
                 <w:sz w:val="21"/>
                 <w:szCs w:val="21"/>
+                <w:highlight w:val="none"/>
                 <w:lang w:bidi="ar"/>
               </w:rPr>
             </w:pPr>
             <w:r>
               <w:rPr>
+                <w:rFonts w:hint="eastAsia" w:ascii="微软雅黑" w:hAnsi="微软雅黑" w:eastAsia="微软雅黑" w:cs="微软雅黑"/>
                 <w:b/>
                 <w:color w:val="000000"/>
                 <w:sz w:val="21"/>
                 <w:szCs w:val="21"/>
+                <w:highlight w:val="none"/>
                 <w:lang w:bidi="ar"/>
               </w:rPr>
               <w:t>年龄</w:t>
@@ -667,12 +706,12 @@
         </w:tc>
         <w:tc>
           <w:tcPr>
-            <w:tcW w:w="779" w:type="dxa"/>
-            <w:tcBorders>
-              <w:top w:val="single" w:color="000000" w:sz="8" w:space="0"/>
-              <w:left w:val="single" w:color="000000" w:sz="8" w:space="0"/>
-              <w:bottom w:val="single" w:color="000000" w:sz="8" w:space="0"/>
-              <w:right w:val="single" w:color="000000" w:sz="8" w:space="0"/>
+            <w:tcW w:w="1191" w:type="dxa"/>
+            <w:tcBorders>
+              <w:top w:val="single" w:color="auto" w:sz="4" w:space="0"/>
+              <w:left w:val="single" w:color="auto" w:sz="4" w:space="0"/>
+              <w:bottom w:val="single" w:color="auto" w:sz="4" w:space="0"/>
+              <w:right w:val="single" w:color="auto" w:sz="4" w:space="0"/>
             </w:tcBorders>
             <w:noWrap/>
             <w:tcMar>
@@ -684,37 +723,54 @@
           </w:tcPr>
           <w:p>
             <w:pPr>
+              <w:keepNext w:val="0"/>
+              <w:keepLines w:val="0"/>
+              <w:pageBreakBefore w:val="0"/>
               <w:widowControl/>
+              <w:kinsoku/>
+              <w:wordWrap/>
+              <w:overflowPunct/>
+              <w:topLinePunct w:val="0"/>
+              <w:autoSpaceDE/>
+              <w:autoSpaceDN/>
+              <w:bidi w:val="0"/>
+              <w:adjustRightInd/>
+              <w:snapToGrid/>
+              <w:spacing w:beforeAutospacing="0" w:afterAutospacing="0" w:line="240" w:lineRule="auto"/>
               <w:jc w:val="center"/>
               <w:textAlignment w:val="center"/>
               <w:rPr>
+                <w:rFonts w:hint="eastAsia" w:ascii="微软雅黑" w:hAnsi="微软雅黑" w:eastAsia="微软雅黑" w:cs="微软雅黑"/>
                 <w:b/>
                 <w:color w:val="000000"/>
                 <w:sz w:val="21"/>
                 <w:szCs w:val="21"/>
+                <w:highlight w:val="none"/>
                 <w:lang w:bidi="ar"/>
               </w:rPr>
             </w:pPr>
             <w:r>
               <w:rPr>
-                <w:rFonts w:hint="default" w:ascii="Times New Roman" w:hAnsi="Times New Roman" w:eastAsia="宋体" w:cs="Times New Roman"/>
-                <w:b/>
-                <w:bCs w:val="0"/>
+                <w:rFonts w:hint="eastAsia" w:ascii="微软雅黑" w:hAnsi="微软雅黑" w:eastAsia="微软雅黑" w:cs="微软雅黑"/>
+                <w:b w:val="0"/>
+                <w:bCs/>
                 <w:color w:val="000000"/>
                 <w:sz w:val="21"/>
                 <w:szCs w:val="21"/>
+                <w:highlight w:val="none"/>
                 <w:lang w:eastAsia="zh-CN"/>
               </w:rPr>
               <w:t>{{ age }}</w:t>
             </w:r>
             <w:r>
               <w:rPr>
-                <w:rFonts w:hint="default" w:ascii="Times New Roman" w:hAnsi="Times New Roman" w:eastAsia="宋体" w:cs="Times New Roman"/>
-                <w:b/>
-                <w:bCs w:val="0"/>
+                <w:rFonts w:hint="eastAsia" w:ascii="微软雅黑" w:hAnsi="微软雅黑" w:eastAsia="微软雅黑" w:cs="微软雅黑"/>
+                <w:b w:val="0"/>
+                <w:bCs/>
                 <w:color w:val="000000"/>
                 <w:sz w:val="21"/>
                 <w:szCs w:val="21"/>
+                <w:highlight w:val="none"/>
                 <w:lang w:bidi="ar"/>
               </w:rPr>
               <w:t>岁</w:t>
@@ -723,12 +779,12 @@
         </w:tc>
         <w:tc>
           <w:tcPr>
-            <w:tcW w:w="1334" w:type="dxa"/>
-            <w:tcBorders>
-              <w:top w:val="single" w:color="000000" w:sz="8" w:space="0"/>
-              <w:left w:val="single" w:color="000000" w:sz="8" w:space="0"/>
-              <w:bottom w:val="single" w:color="000000" w:sz="8" w:space="0"/>
-              <w:right w:val="single" w:color="000000" w:sz="8" w:space="0"/>
+            <w:tcW w:w="1181" w:type="dxa"/>
+            <w:tcBorders>
+              <w:top w:val="single" w:color="auto" w:sz="4" w:space="0"/>
+              <w:left w:val="single" w:color="auto" w:sz="4" w:space="0"/>
+              <w:bottom w:val="single" w:color="auto" w:sz="4" w:space="0"/>
+              <w:right w:val="single" w:color="auto" w:sz="4" w:space="0"/>
             </w:tcBorders>
             <w:noWrap/>
             <w:tcMar>
@@ -740,37 +796,53 @@
           </w:tcPr>
           <w:p>
             <w:pPr>
+              <w:keepNext w:val="0"/>
+              <w:keepLines w:val="0"/>
+              <w:pageBreakBefore w:val="0"/>
               <w:widowControl/>
+              <w:kinsoku/>
+              <w:wordWrap/>
+              <w:overflowPunct/>
+              <w:topLinePunct w:val="0"/>
+              <w:autoSpaceDE/>
+              <w:autoSpaceDN/>
+              <w:bidi w:val="0"/>
+              <w:adjustRightInd/>
+              <w:snapToGrid/>
+              <w:spacing w:beforeAutospacing="0" w:afterAutospacing="0" w:line="240" w:lineRule="auto"/>
               <w:jc w:val="center"/>
               <w:textAlignment w:val="center"/>
               <w:rPr>
+                <w:rFonts w:hint="eastAsia" w:ascii="微软雅黑" w:hAnsi="微软雅黑" w:eastAsia="微软雅黑" w:cs="微软雅黑"/>
                 <w:b/>
                 <w:color w:val="000000"/>
                 <w:sz w:val="21"/>
                 <w:szCs w:val="21"/>
-                <w:lang w:bidi="ar"/>
-              </w:rPr>
-            </w:pPr>
-            <w:r>
-              <w:rPr>
+                <w:highlight w:val="none"/>
+                <w:lang w:val="en-US" w:eastAsia="zh-CN" w:bidi="ar"/>
+              </w:rPr>
+            </w:pPr>
+            <w:r>
+              <w:rPr>
+                <w:rFonts w:hint="eastAsia" w:ascii="微软雅黑" w:hAnsi="微软雅黑" w:eastAsia="微软雅黑" w:cs="微软雅黑"/>
                 <w:b/>
                 <w:color w:val="000000"/>
                 <w:sz w:val="21"/>
                 <w:szCs w:val="21"/>
-                <w:lang w:bidi="ar"/>
-              </w:rPr>
-              <w:t>送检医院</w:t>
-            </w:r>
-          </w:p>
-        </w:tc>
-        <w:tc>
-          <w:tcPr>
-            <w:tcW w:w="3179" w:type="dxa"/>
-            <w:gridSpan w:val="2"/>
-            <w:tcBorders>
-              <w:top w:val="single" w:color="000000" w:sz="8" w:space="0"/>
-              <w:left w:val="single" w:color="000000" w:sz="8" w:space="0"/>
-              <w:bottom w:val="single" w:color="000000" w:sz="8" w:space="0"/>
+                <w:highlight w:val="none"/>
+                <w:lang w:val="en-US" w:eastAsia="zh-CN" w:bidi="ar"/>
+              </w:rPr>
+              <w:t>检测号</w:t>
+            </w:r>
+          </w:p>
+        </w:tc>
+        <w:tc>
+          <w:tcPr>
+            <w:tcW w:w="1497" w:type="dxa"/>
+            <w:tcBorders>
+              <w:top w:val="single" w:color="auto" w:sz="4" w:space="0"/>
+              <w:left w:val="single" w:color="auto" w:sz="4" w:space="0"/>
+              <w:bottom w:val="single" w:color="auto" w:sz="4" w:space="0"/>
               <w:right w:val="nil"/>
             </w:tcBorders>
             <w:noWrap/>
@@ -783,11 +855,24 @@
           </w:tcPr>
           <w:p>
             <w:pPr>
+              <w:keepNext w:val="0"/>
+              <w:keepLines w:val="0"/>
+              <w:pageBreakBefore w:val="0"/>
               <w:widowControl/>
+              <w:kinsoku/>
+              <w:wordWrap/>
+              <w:overflowPunct/>
+              <w:topLinePunct w:val="0"/>
+              <w:autoSpaceDE/>
+              <w:autoSpaceDN/>
+              <w:bidi w:val="0"/>
+              <w:adjustRightInd/>
+              <w:snapToGrid/>
+              <w:spacing w:beforeAutospacing="0" w:afterAutospacing="0" w:line="240" w:lineRule="auto"/>
               <w:jc w:val="center"/>
               <w:textAlignment w:val="center"/>
               <w:rPr>
-                <w:rFonts w:ascii="Times New Roman" w:hAnsi="Times New Roman" w:cs="Times New Roman"/>
+                <w:rFonts w:hint="eastAsia" w:ascii="微软雅黑" w:hAnsi="微软雅黑" w:eastAsia="微软雅黑" w:cs="微软雅黑"/>
                 <w:b/>
                 <w:bCs/>
                 <w:kern w:val="2"/>
@@ -795,12 +880,15 @@
             </w:pPr>
             <w:r>
               <w:rPr>
-                <w:rFonts w:hint="eastAsia" w:ascii="宋体" w:hAnsi="宋体" w:eastAsia="宋体" w:cs="宋体"/>
-                <w:b/>
+                <w:rFonts w:hint="eastAsia" w:ascii="微软雅黑" w:hAnsi="微软雅黑" w:eastAsia="微软雅黑" w:cs="微软雅黑"/>
+                <w:b w:val="0"/>
                 <w:bCs/>
-                <w:kern w:val="2"/>
-              </w:rPr>
-              <w:t>{{ hospital }}</w:t>
+                <w:color w:val="000000"/>
+                <w:sz w:val="21"/>
+                <w:szCs w:val="21"/>
+                <w:lang w:bidi="ar"/>
+              </w:rPr>
+              <w:t>{{ template_subbarcode }}</w:t>
             </w:r>
           </w:p>
         </w:tc>
@@ -815,17 +903,17 @@
           </w:tblCellMar>
         </w:tblPrEx>
         <w:trPr>
-          <w:trHeight w:val="402" w:hRule="atLeast"/>
+          <w:trHeight w:val="397" w:hRule="atLeast"/>
           <w:jc w:val="center"/>
         </w:trPr>
         <w:tc>
           <w:tcPr>
-            <w:tcW w:w="1182" w:type="dxa"/>
-            <w:tcBorders>
-              <w:top w:val="nil"/>
+            <w:tcW w:w="1323" w:type="dxa"/>
+            <w:tcBorders>
+              <w:top w:val="single" w:color="auto" w:sz="4" w:space="0"/>
               <w:left w:val="nil"/>
-              <w:bottom w:val="single" w:color="000000" w:sz="8" w:space="0"/>
-              <w:right w:val="single" w:color="000000" w:sz="8" w:space="0"/>
+              <w:bottom w:val="single" w:color="auto" w:sz="4" w:space="0"/>
+              <w:right w:val="single" w:color="auto" w:sz="4" w:space="0"/>
             </w:tcBorders>
             <w:noWrap/>
             <w:tcMar>
@@ -837,37 +925,53 @@
           </w:tcPr>
           <w:p>
             <w:pPr>
+              <w:keepNext w:val="0"/>
+              <w:keepLines w:val="0"/>
+              <w:pageBreakBefore w:val="0"/>
               <w:widowControl/>
+              <w:kinsoku/>
+              <w:wordWrap/>
+              <w:overflowPunct/>
+              <w:topLinePunct w:val="0"/>
+              <w:autoSpaceDE/>
+              <w:autoSpaceDN/>
+              <w:bidi w:val="0"/>
+              <w:adjustRightInd/>
+              <w:snapToGrid/>
+              <w:spacing w:beforeAutospacing="0" w:afterAutospacing="0" w:line="240" w:lineRule="auto"/>
               <w:jc w:val="center"/>
               <w:textAlignment w:val="center"/>
               <w:rPr>
+                <w:rFonts w:hint="eastAsia" w:ascii="微软雅黑" w:hAnsi="微软雅黑" w:eastAsia="微软雅黑" w:cs="微软雅黑"/>
                 <w:b/>
                 <w:color w:val="000000"/>
                 <w:sz w:val="21"/>
                 <w:szCs w:val="21"/>
-                <w:lang w:bidi="ar"/>
-              </w:rPr>
-            </w:pPr>
-            <w:r>
-              <w:rPr>
+                <w:lang w:val="en-US" w:eastAsia="zh-CN" w:bidi="ar"/>
+              </w:rPr>
+            </w:pPr>
+            <w:r>
+              <w:rPr>
+                <w:rFonts w:hint="eastAsia" w:ascii="微软雅黑" w:hAnsi="微软雅黑" w:eastAsia="微软雅黑" w:cs="微软雅黑"/>
                 <w:b/>
                 <w:color w:val="000000"/>
                 <w:sz w:val="21"/>
                 <w:szCs w:val="21"/>
-                <w:lang w:bidi="ar"/>
-              </w:rPr>
-              <w:t>住院号</w:t>
-            </w:r>
-          </w:p>
-        </w:tc>
-        <w:tc>
-          <w:tcPr>
-            <w:tcW w:w="951" w:type="dxa"/>
-            <w:tcBorders>
-              <w:top w:val="nil"/>
-              <w:left w:val="single" w:color="000000" w:sz="8" w:space="0"/>
-              <w:bottom w:val="single" w:color="000000" w:sz="8" w:space="0"/>
-              <w:right w:val="single" w:color="000000" w:sz="8" w:space="0"/>
+                <w:lang w:val="en-US" w:eastAsia="zh-CN" w:bidi="ar"/>
+              </w:rPr>
+              <w:t>科室</w:t>
+            </w:r>
+          </w:p>
+        </w:tc>
+        <w:tc>
+          <w:tcPr>
+            <w:tcW w:w="3573" w:type="dxa"/>
+            <w:gridSpan w:val="3"/>
+            <w:tcBorders>
+              <w:top w:val="single" w:color="auto" w:sz="4" w:space="0"/>
+              <w:left w:val="single" w:color="auto" w:sz="4" w:space="0"/>
+              <w:bottom w:val="single" w:color="auto" w:sz="4" w:space="0"/>
+              <w:right w:val="single" w:color="auto" w:sz="4" w:space="0"/>
             </w:tcBorders>
             <w:noWrap/>
             <w:tcMar>
@@ -879,11 +983,25 @@
           </w:tcPr>
           <w:p>
             <w:pPr>
+              <w:keepNext w:val="0"/>
+              <w:keepLines w:val="0"/>
+              <w:pageBreakBefore w:val="0"/>
               <w:widowControl/>
+              <w:kinsoku/>
+              <w:wordWrap/>
+              <w:overflowPunct/>
+              <w:topLinePunct w:val="0"/>
+              <w:autoSpaceDE/>
+              <w:autoSpaceDN/>
+              <w:bidi w:val="0"/>
+              <w:adjustRightInd/>
+              <w:snapToGrid/>
+              <w:spacing w:beforeAutospacing="0" w:afterAutospacing="0" w:line="240" w:lineRule="auto"/>
               <w:jc w:val="center"/>
-              <w:textAlignment w:val="center"/>
-              <w:rPr>
-                <w:b/>
+              <w:rPr>
+                <w:rFonts w:hint="eastAsia" w:ascii="微软雅黑" w:hAnsi="微软雅黑" w:eastAsia="微软雅黑" w:cs="微软雅黑"/>
+                <w:b w:val="0"/>
+                <w:bCs/>
                 <w:color w:val="000000"/>
                 <w:sz w:val="21"/>
                 <w:szCs w:val="21"/>
@@ -892,25 +1010,26 @@
             </w:pPr>
             <w:r>
               <w:rPr>
-                <w:rFonts w:hint="eastAsia"/>
-                <w:b/>
+                <w:rFonts w:hint="eastAsia" w:ascii="微软雅黑" w:hAnsi="微软雅黑" w:eastAsia="微软雅黑" w:cs="微软雅黑"/>
+                <w:b w:val="0"/>
+                <w:bCs/>
                 <w:color w:val="000000"/>
                 <w:sz w:val="21"/>
                 <w:szCs w:val="21"/>
                 <w:lang w:bidi="ar"/>
               </w:rPr>
-              <w:t>{{ room }}</w:t>
-            </w:r>
-          </w:p>
-        </w:tc>
-        <w:tc>
-          <w:tcPr>
-            <w:tcW w:w="764" w:type="dxa"/>
-            <w:tcBorders>
-              <w:top w:val="nil"/>
-              <w:left w:val="single" w:color="000000" w:sz="8" w:space="0"/>
-              <w:bottom w:val="single" w:color="000000" w:sz="8" w:space="0"/>
-              <w:right w:val="single" w:color="000000" w:sz="8" w:space="0"/>
+              <w:t>{{ locationname }}</w:t>
+            </w:r>
+          </w:p>
+        </w:tc>
+        <w:tc>
+          <w:tcPr>
+            <w:tcW w:w="1191" w:type="dxa"/>
+            <w:tcBorders>
+              <w:top w:val="single" w:color="auto" w:sz="4" w:space="0"/>
+              <w:left w:val="single" w:color="auto" w:sz="4" w:space="0"/>
+              <w:bottom w:val="single" w:color="auto" w:sz="4" w:space="0"/>
+              <w:right w:val="single" w:color="auto" w:sz="4" w:space="0"/>
             </w:tcBorders>
             <w:noWrap/>
             <w:tcMar>
@@ -922,38 +1041,52 @@
           </w:tcPr>
           <w:p>
             <w:pPr>
+              <w:keepNext w:val="0"/>
+              <w:keepLines w:val="0"/>
+              <w:pageBreakBefore w:val="0"/>
               <w:widowControl/>
+              <w:kinsoku/>
+              <w:wordWrap/>
+              <w:overflowPunct/>
+              <w:topLinePunct w:val="0"/>
+              <w:autoSpaceDE/>
+              <w:autoSpaceDN/>
+              <w:bidi w:val="0"/>
+              <w:adjustRightInd/>
+              <w:snapToGrid/>
+              <w:spacing w:beforeAutospacing="0" w:afterAutospacing="0" w:line="240" w:lineRule="auto"/>
               <w:jc w:val="center"/>
               <w:textAlignment w:val="center"/>
               <w:rPr>
+                <w:rFonts w:hint="eastAsia" w:ascii="微软雅黑" w:hAnsi="微软雅黑" w:eastAsia="微软雅黑" w:cs="微软雅黑"/>
                 <w:b/>
                 <w:color w:val="000000"/>
                 <w:sz w:val="21"/>
                 <w:szCs w:val="21"/>
-                <w:lang w:bidi="ar"/>
-              </w:rPr>
-            </w:pPr>
-            <w:r>
-              <w:rPr>
+                <w:lang w:val="en-US" w:eastAsia="zh-CN" w:bidi="ar"/>
+              </w:rPr>
+            </w:pPr>
+            <w:r>
+              <w:rPr>
+                <w:rFonts w:hint="eastAsia" w:ascii="微软雅黑" w:hAnsi="微软雅黑" w:eastAsia="微软雅黑" w:cs="微软雅黑"/>
                 <w:b/>
                 <w:color w:val="000000"/>
                 <w:sz w:val="21"/>
                 <w:szCs w:val="21"/>
-                <w:lang w:bidi="ar"/>
-              </w:rPr>
-              <w:t>床号</w:t>
-            </w:r>
-          </w:p>
-        </w:tc>
-        <w:tc>
-          <w:tcPr>
-            <w:tcW w:w="1483" w:type="dxa"/>
-            <w:gridSpan w:val="2"/>
-            <w:tcBorders>
-              <w:top w:val="nil"/>
-              <w:left w:val="single" w:color="000000" w:sz="8" w:space="0"/>
-              <w:bottom w:val="single" w:color="000000" w:sz="8" w:space="0"/>
-              <w:right w:val="single" w:color="000000" w:sz="8" w:space="0"/>
+                <w:lang w:val="en-US" w:eastAsia="zh-CN" w:bidi="ar"/>
+              </w:rPr>
+              <w:t>住院号</w:t>
+            </w:r>
+          </w:p>
+        </w:tc>
+        <w:tc>
+          <w:tcPr>
+            <w:tcW w:w="1191" w:type="dxa"/>
+            <w:tcBorders>
+              <w:top w:val="single" w:color="auto" w:sz="4" w:space="0"/>
+              <w:left w:val="single" w:color="auto" w:sz="4" w:space="0"/>
+              <w:bottom w:val="single" w:color="auto" w:sz="4" w:space="0"/>
+              <w:right w:val="single" w:color="auto" w:sz="4" w:space="0"/>
             </w:tcBorders>
             <w:noWrap/>
             <w:tcMar>
@@ -965,59 +1098,52 @@
           </w:tcPr>
           <w:p>
             <w:pPr>
+              <w:keepNext w:val="0"/>
+              <w:keepLines w:val="0"/>
+              <w:pageBreakBefore w:val="0"/>
+              <w:widowControl/>
+              <w:kinsoku/>
+              <w:wordWrap/>
+              <w:overflowPunct/>
+              <w:topLinePunct w:val="0"/>
+              <w:autoSpaceDE/>
+              <w:autoSpaceDN/>
+              <w:bidi w:val="0"/>
+              <w:adjustRightInd/>
+              <w:snapToGrid/>
+              <w:spacing w:beforeAutospacing="0" w:afterAutospacing="0" w:line="240" w:lineRule="auto"/>
               <w:jc w:val="center"/>
               <w:rPr>
-                <w:rFonts w:hint="eastAsia" w:eastAsia="宋体"/>
+                <w:rFonts w:hint="eastAsia" w:ascii="微软雅黑" w:hAnsi="微软雅黑" w:eastAsia="微软雅黑" w:cs="微软雅黑"/>
                 <w:b/>
                 <w:color w:val="000000"/>
                 <w:sz w:val="21"/>
                 <w:szCs w:val="21"/>
-                <w:lang w:eastAsia="zh-CN" w:bidi="ar"/>
-              </w:rPr>
-            </w:pPr>
-            <w:r>
-              <w:rPr>
-                <w:rFonts w:hint="eastAsia"/>
-                <w:b/>
+                <w:lang w:bidi="ar"/>
+              </w:rPr>
+            </w:pPr>
+            <w:r>
+              <w:rPr>
+                <w:rFonts w:hint="eastAsia" w:ascii="微软雅黑" w:hAnsi="微软雅黑" w:eastAsia="微软雅黑" w:cs="微软雅黑"/>
+                <w:b w:val="0"/>
+                <w:bCs/>
                 <w:color w:val="000000"/>
                 <w:sz w:val="21"/>
                 <w:szCs w:val="21"/>
-                <w:lang w:eastAsia="zh-CN" w:bidi="ar"/>
-              </w:rPr>
-              <w:t xml:space="preserve">{{ </w:t>
-            </w:r>
-            <w:r>
-              <w:rPr>
-                <w:rFonts w:hint="eastAsia"/>
-                <w:b/>
-                <w:color w:val="000000"/>
-                <w:sz w:val="21"/>
-                <w:szCs w:val="21"/>
-                <w:lang w:val="en-US" w:eastAsia="zh-CN" w:bidi="ar"/>
-              </w:rPr>
-              <w:t xml:space="preserve">bed </w:t>
-            </w:r>
-            <w:r>
-              <w:rPr>
-                <w:rFonts w:hint="eastAsia"/>
-                <w:b/>
-                <w:color w:val="000000"/>
-                <w:sz w:val="21"/>
-                <w:szCs w:val="21"/>
-                <w:lang w:eastAsia="zh-CN" w:bidi="ar"/>
-              </w:rPr>
-              <w:t>}}</w:t>
-            </w:r>
-          </w:p>
-        </w:tc>
-        <w:tc>
-          <w:tcPr>
-            <w:tcW w:w="779" w:type="dxa"/>
-            <w:tcBorders>
-              <w:top w:val="nil"/>
-              <w:left w:val="single" w:color="000000" w:sz="8" w:space="0"/>
-              <w:bottom w:val="single" w:color="000000" w:sz="8" w:space="0"/>
-              <w:right w:val="single" w:color="000000" w:sz="8" w:space="0"/>
+                <w:lang w:bidi="ar"/>
+              </w:rPr>
+              <w:t>{{ room }}</w:t>
+            </w:r>
+          </w:p>
+        </w:tc>
+        <w:tc>
+          <w:tcPr>
+            <w:tcW w:w="1181" w:type="dxa"/>
+            <w:tcBorders>
+              <w:top w:val="single" w:color="auto" w:sz="4" w:space="0"/>
+              <w:left w:val="single" w:color="auto" w:sz="4" w:space="0"/>
+              <w:bottom w:val="single" w:color="auto" w:sz="4" w:space="0"/>
+              <w:right w:val="single" w:color="auto" w:sz="4" w:space="0"/>
             </w:tcBorders>
             <w:noWrap/>
             <w:tcMar>
@@ -1029,10 +1155,24 @@
           </w:tcPr>
           <w:p>
             <w:pPr>
+              <w:keepNext w:val="0"/>
+              <w:keepLines w:val="0"/>
+              <w:pageBreakBefore w:val="0"/>
               <w:widowControl/>
+              <w:kinsoku/>
+              <w:wordWrap/>
+              <w:overflowPunct/>
+              <w:topLinePunct w:val="0"/>
+              <w:autoSpaceDE/>
+              <w:autoSpaceDN/>
+              <w:bidi w:val="0"/>
+              <w:adjustRightInd/>
+              <w:snapToGrid/>
+              <w:spacing w:beforeAutospacing="0" w:afterAutospacing="0" w:line="240" w:lineRule="auto"/>
               <w:jc w:val="center"/>
               <w:textAlignment w:val="center"/>
               <w:rPr>
+                <w:rFonts w:hint="eastAsia" w:ascii="微软雅黑" w:hAnsi="微软雅黑" w:eastAsia="微软雅黑" w:cs="微软雅黑"/>
                 <w:b/>
                 <w:color w:val="000000"/>
                 <w:sz w:val="21"/>
@@ -1042,23 +1182,24 @@
             </w:pPr>
             <w:r>
               <w:rPr>
+                <w:rFonts w:hint="eastAsia" w:ascii="微软雅黑" w:hAnsi="微软雅黑" w:eastAsia="微软雅黑" w:cs="微软雅黑"/>
                 <w:b/>
                 <w:color w:val="000000"/>
                 <w:sz w:val="21"/>
                 <w:szCs w:val="21"/>
-                <w:lang w:bidi="ar"/>
-              </w:rPr>
-              <w:t>科室</w:t>
-            </w:r>
-          </w:p>
-        </w:tc>
-        <w:tc>
-          <w:tcPr>
-            <w:tcW w:w="1334" w:type="dxa"/>
-            <w:tcBorders>
-              <w:top w:val="nil"/>
-              <w:left w:val="single" w:color="000000" w:sz="8" w:space="0"/>
-              <w:bottom w:val="single" w:color="000000" w:sz="8" w:space="0"/>
+                <w:lang w:val="en-US" w:eastAsia="zh-CN" w:bidi="ar"/>
+              </w:rPr>
+              <w:t>床号</w:t>
+            </w:r>
+          </w:p>
+        </w:tc>
+        <w:tc>
+          <w:tcPr>
+            <w:tcW w:w="1497" w:type="dxa"/>
+            <w:tcBorders>
+              <w:top w:val="single" w:color="auto" w:sz="4" w:space="0"/>
+              <w:left w:val="single" w:color="auto" w:sz="4" w:space="0"/>
+              <w:bottom w:val="single" w:color="auto" w:sz="4" w:space="0"/>
               <w:right w:val="nil"/>
             </w:tcBorders>
             <w:noWrap/>
@@ -1071,11 +1212,26 @@
           </w:tcPr>
           <w:p>
             <w:pPr>
+              <w:keepNext w:val="0"/>
+              <w:keepLines w:val="0"/>
+              <w:pageBreakBefore w:val="0"/>
               <w:widowControl/>
+              <w:kinsoku/>
+              <w:wordWrap/>
+              <w:overflowPunct/>
+              <w:topLinePunct w:val="0"/>
+              <w:autoSpaceDE/>
+              <w:autoSpaceDN/>
+              <w:bidi w:val="0"/>
+              <w:adjustRightInd/>
+              <w:snapToGrid/>
+              <w:spacing w:beforeAutospacing="0" w:afterAutospacing="0" w:line="240" w:lineRule="auto"/>
               <w:jc w:val="center"/>
               <w:textAlignment w:val="center"/>
               <w:rPr>
-                <w:b/>
+                <w:rFonts w:hint="eastAsia" w:ascii="微软雅黑" w:hAnsi="微软雅黑" w:eastAsia="微软雅黑" w:cs="微软雅黑"/>
+                <w:b w:val="0"/>
+                <w:bCs/>
                 <w:color w:val="000000"/>
                 <w:sz w:val="21"/>
                 <w:szCs w:val="21"/>
@@ -1084,102 +1240,15 @@
             </w:pPr>
             <w:r>
               <w:rPr>
-                <w:rFonts w:hint="eastAsia"/>
-                <w:b/>
+                <w:rFonts w:hint="eastAsia" w:ascii="微软雅黑" w:hAnsi="微软雅黑" w:eastAsia="微软雅黑" w:cs="微软雅黑"/>
+                <w:b w:val="0"/>
+                <w:bCs/>
                 <w:color w:val="000000"/>
                 <w:sz w:val="21"/>
                 <w:szCs w:val="21"/>
                 <w:lang w:bidi="ar"/>
               </w:rPr>
-              <w:t>{{ locationname }}</w:t>
-            </w:r>
-          </w:p>
-        </w:tc>
-        <w:tc>
-          <w:tcPr>
-            <w:tcW w:w="1091" w:type="dxa"/>
-            <w:tcBorders>
-              <w:top w:val="nil"/>
-              <w:left w:val="single" w:color="000000" w:sz="8" w:space="0"/>
-              <w:bottom w:val="single" w:color="000000" w:sz="8" w:space="0"/>
-              <w:right w:val="nil"/>
-            </w:tcBorders>
-            <w:noWrap/>
-            <w:tcMar>
-              <w:top w:w="15" w:type="dxa"/>
-              <w:left w:w="15" w:type="dxa"/>
-              <w:right w:w="15" w:type="dxa"/>
-            </w:tcMar>
-            <w:vAlign w:val="center"/>
-          </w:tcPr>
-          <w:p>
-            <w:pPr>
-              <w:widowControl/>
-              <w:jc w:val="center"/>
-              <w:textAlignment w:val="center"/>
-              <w:rPr>
-                <w:rFonts w:hint="eastAsia"/>
-                <w:b/>
-                <w:color w:val="000000"/>
-                <w:sz w:val="21"/>
-                <w:szCs w:val="21"/>
-                <w:lang w:bidi="ar"/>
-              </w:rPr>
-            </w:pPr>
-            <w:r>
-              <w:rPr>
-                <w:rFonts w:hint="eastAsia"/>
-                <w:b/>
-                <w:color w:val="000000"/>
-                <w:sz w:val="21"/>
-                <w:szCs w:val="21"/>
-                <w:lang w:bidi="ar"/>
-              </w:rPr>
-              <w:t>临床诊断</w:t>
-            </w:r>
-          </w:p>
-        </w:tc>
-        <w:tc>
-          <w:tcPr>
-            <w:tcW w:w="2088" w:type="dxa"/>
-            <w:tcBorders>
-              <w:top w:val="nil"/>
-              <w:left w:val="single" w:color="000000" w:sz="8" w:space="0"/>
-              <w:bottom w:val="single" w:color="000000" w:sz="8" w:space="0"/>
-              <w:right w:val="nil"/>
-            </w:tcBorders>
-            <w:noWrap/>
-            <w:tcMar>
-              <w:top w:w="15" w:type="dxa"/>
-              <w:left w:w="15" w:type="dxa"/>
-              <w:right w:w="15" w:type="dxa"/>
-            </w:tcMar>
-            <w:vAlign w:val="center"/>
-          </w:tcPr>
-          <w:p>
-            <w:pPr>
-              <w:widowControl/>
-              <w:jc w:val="center"/>
-              <w:textAlignment w:val="center"/>
-              <w:rPr>
-                <w:rFonts w:hint="eastAsia"/>
-                <w:b/>
-                <w:color w:val="000000"/>
-                <w:sz w:val="21"/>
-                <w:szCs w:val="21"/>
-                <w:lang w:bidi="ar"/>
-              </w:rPr>
-            </w:pPr>
-            <w:r>
-              <w:rPr>
-                <w:rFonts w:hint="eastAsia"/>
-                <w:b/>
-                <w:color w:val="000000"/>
-                <w:sz w:val="21"/>
-                <w:szCs w:val="21"/>
-                <w:lang w:bidi="ar"/>
-              </w:rPr>
-              <w:t>{{ diseaseName }}</w:t>
+              <w:t>{{ bed }}</w:t>
             </w:r>
           </w:p>
         </w:tc>
@@ -1194,17 +1263,17 @@
           </w:tblCellMar>
         </w:tblPrEx>
         <w:trPr>
-          <w:trHeight w:val="402" w:hRule="atLeast"/>
+          <w:trHeight w:val="397" w:hRule="atLeast"/>
           <w:jc w:val="center"/>
         </w:trPr>
         <w:tc>
           <w:tcPr>
-            <w:tcW w:w="1182" w:type="dxa"/>
-            <w:tcBorders>
-              <w:top w:val="nil"/>
+            <w:tcW w:w="1323" w:type="dxa"/>
+            <w:tcBorders>
+              <w:top w:val="single" w:color="auto" w:sz="4" w:space="0"/>
               <w:left w:val="nil"/>
-              <w:bottom w:val="single" w:color="000000" w:sz="8" w:space="0"/>
-              <w:right w:val="single" w:color="000000" w:sz="8" w:space="0"/>
+              <w:bottom w:val="single" w:color="auto" w:sz="4" w:space="0"/>
+              <w:right w:val="single" w:color="auto" w:sz="4" w:space="0"/>
             </w:tcBorders>
             <w:noWrap/>
             <w:tcMar>
@@ -1216,38 +1285,53 @@
           </w:tcPr>
           <w:p>
             <w:pPr>
+              <w:keepNext w:val="0"/>
+              <w:keepLines w:val="0"/>
+              <w:pageBreakBefore w:val="0"/>
               <w:widowControl/>
+              <w:kinsoku/>
+              <w:wordWrap/>
+              <w:overflowPunct/>
+              <w:topLinePunct w:val="0"/>
+              <w:autoSpaceDE/>
+              <w:autoSpaceDN/>
+              <w:bidi w:val="0"/>
+              <w:adjustRightInd/>
+              <w:snapToGrid/>
+              <w:spacing w:beforeAutospacing="0" w:afterAutospacing="0" w:line="240" w:lineRule="auto"/>
               <w:jc w:val="center"/>
               <w:textAlignment w:val="center"/>
               <w:rPr>
+                <w:rFonts w:hint="eastAsia" w:ascii="微软雅黑" w:hAnsi="微软雅黑" w:eastAsia="微软雅黑" w:cs="微软雅黑"/>
                 <w:b/>
                 <w:color w:val="000000"/>
                 <w:sz w:val="21"/>
                 <w:szCs w:val="21"/>
-                <w:lang w:bidi="ar"/>
-              </w:rPr>
-            </w:pPr>
-            <w:r>
-              <w:rPr>
+                <w:lang w:val="en-US" w:eastAsia="zh-CN" w:bidi="ar"/>
+              </w:rPr>
+            </w:pPr>
+            <w:r>
+              <w:rPr>
+                <w:rFonts w:hint="eastAsia" w:ascii="微软雅黑" w:hAnsi="微软雅黑" w:eastAsia="微软雅黑" w:cs="微软雅黑"/>
                 <w:b/>
                 <w:color w:val="000000"/>
                 <w:sz w:val="21"/>
                 <w:szCs w:val="21"/>
-                <w:lang w:bidi="ar"/>
-              </w:rPr>
-              <w:t>分子病理号</w:t>
-            </w:r>
-          </w:p>
-        </w:tc>
-        <w:tc>
-          <w:tcPr>
-            <w:tcW w:w="1715" w:type="dxa"/>
-            <w:gridSpan w:val="2"/>
-            <w:tcBorders>
-              <w:top w:val="nil"/>
-              <w:left w:val="single" w:color="000000" w:sz="8" w:space="0"/>
-              <w:bottom w:val="single" w:color="000000" w:sz="8" w:space="0"/>
-              <w:right w:val="single" w:color="000000" w:sz="8" w:space="0"/>
+                <w:lang w:val="en-US" w:eastAsia="zh-CN" w:bidi="ar"/>
+              </w:rPr>
+              <w:t>临床诊断</w:t>
+            </w:r>
+          </w:p>
+        </w:tc>
+        <w:tc>
+          <w:tcPr>
+            <w:tcW w:w="3573" w:type="dxa"/>
+            <w:gridSpan w:val="3"/>
+            <w:tcBorders>
+              <w:top w:val="single" w:color="auto" w:sz="4" w:space="0"/>
+              <w:left w:val="single" w:color="auto" w:sz="4" w:space="0"/>
+              <w:bottom w:val="single" w:color="auto" w:sz="4" w:space="0"/>
+              <w:right w:val="single" w:color="auto" w:sz="4" w:space="0"/>
             </w:tcBorders>
             <w:noWrap/>
             <w:tcMar>
@@ -1259,29 +1343,53 @@
           </w:tcPr>
           <w:p>
             <w:pPr>
+              <w:keepNext w:val="0"/>
+              <w:keepLines w:val="0"/>
+              <w:pageBreakBefore w:val="0"/>
               <w:widowControl/>
+              <w:kinsoku/>
+              <w:wordWrap/>
+              <w:overflowPunct/>
+              <w:topLinePunct w:val="0"/>
+              <w:autoSpaceDE/>
+              <w:autoSpaceDN/>
+              <w:bidi w:val="0"/>
+              <w:adjustRightInd/>
+              <w:snapToGrid/>
+              <w:spacing w:beforeAutospacing="0" w:afterAutospacing="0" w:line="240" w:lineRule="auto"/>
               <w:jc w:val="center"/>
-              <w:textAlignment w:val="center"/>
-              <w:rPr>
-                <w:rFonts w:hint="eastAsia" w:eastAsia="宋体"/>
-                <w:b/>
+              <w:rPr>
+                <w:rFonts w:hint="eastAsia" w:ascii="微软雅黑" w:hAnsi="微软雅黑" w:eastAsia="微软雅黑" w:cs="微软雅黑"/>
+                <w:b w:val="0"/>
+                <w:bCs/>
                 <w:color w:val="000000"/>
                 <w:sz w:val="21"/>
                 <w:szCs w:val="21"/>
                 <w:lang w:eastAsia="zh-CN" w:bidi="ar"/>
               </w:rPr>
             </w:pPr>
-          </w:p>
-        </w:tc>
-        <w:tc>
-          <w:tcPr>
-            <w:tcW w:w="1483" w:type="dxa"/>
-            <w:gridSpan w:val="2"/>
-            <w:tcBorders>
-              <w:top w:val="nil"/>
-              <w:left w:val="single" w:color="000000" w:sz="8" w:space="0"/>
-              <w:bottom w:val="single" w:color="000000" w:sz="8" w:space="0"/>
-              <w:right w:val="single" w:color="000000" w:sz="8" w:space="0"/>
+            <w:r>
+              <w:rPr>
+                <w:rFonts w:hint="eastAsia" w:ascii="微软雅黑" w:hAnsi="微软雅黑" w:eastAsia="微软雅黑" w:cs="微软雅黑"/>
+                <w:b w:val="0"/>
+                <w:bCs/>
+                <w:color w:val="000000"/>
+                <w:sz w:val="21"/>
+                <w:szCs w:val="21"/>
+                <w:lang w:bidi="ar"/>
+              </w:rPr>
+              <w:t>{{ diseaseName }}</w:t>
+            </w:r>
+          </w:p>
+        </w:tc>
+        <w:tc>
+          <w:tcPr>
+            <w:tcW w:w="1191" w:type="dxa"/>
+            <w:tcBorders>
+              <w:top w:val="single" w:color="auto" w:sz="4" w:space="0"/>
+              <w:left w:val="single" w:color="auto" w:sz="4" w:space="0"/>
+              <w:bottom w:val="single" w:color="auto" w:sz="4" w:space="0"/>
+              <w:right w:val="single" w:color="auto" w:sz="4" w:space="0"/>
             </w:tcBorders>
             <w:noWrap/>
             <w:tcMar>
@@ -1293,38 +1401,54 @@
           </w:tcPr>
           <w:p>
             <w:pPr>
+              <w:keepNext w:val="0"/>
+              <w:keepLines w:val="0"/>
+              <w:pageBreakBefore w:val="0"/>
               <w:widowControl/>
+              <w:kinsoku/>
+              <w:wordWrap/>
+              <w:overflowPunct/>
+              <w:topLinePunct w:val="0"/>
+              <w:autoSpaceDE/>
+              <w:autoSpaceDN/>
+              <w:bidi w:val="0"/>
+              <w:adjustRightInd/>
+              <w:snapToGrid/>
+              <w:spacing w:beforeAutospacing="0" w:afterAutospacing="0" w:line="240" w:lineRule="auto"/>
               <w:jc w:val="center"/>
               <w:textAlignment w:val="center"/>
               <w:rPr>
+                <w:rFonts w:hint="eastAsia" w:ascii="微软雅黑" w:hAnsi="微软雅黑" w:eastAsia="微软雅黑" w:cs="微软雅黑"/>
                 <w:b/>
                 <w:color w:val="000000"/>
                 <w:sz w:val="21"/>
                 <w:szCs w:val="21"/>
-                <w:lang w:bidi="ar"/>
-              </w:rPr>
-            </w:pPr>
-            <w:r>
-              <w:rPr>
+                <w:highlight w:val="none"/>
+                <w:lang w:val="en-US" w:eastAsia="zh-CN" w:bidi="ar"/>
+              </w:rPr>
+            </w:pPr>
+            <w:r>
+              <w:rPr>
+                <w:rFonts w:hint="eastAsia" w:ascii="微软雅黑" w:hAnsi="微软雅黑" w:eastAsia="微软雅黑" w:cs="微软雅黑"/>
                 <w:b/>
                 <w:color w:val="000000"/>
                 <w:sz w:val="21"/>
                 <w:szCs w:val="21"/>
-                <w:lang w:bidi="ar"/>
-              </w:rPr>
-              <w:t>病理号</w:t>
-            </w:r>
-          </w:p>
-        </w:tc>
-        <w:tc>
-          <w:tcPr>
-            <w:tcW w:w="2113" w:type="dxa"/>
-            <w:gridSpan w:val="2"/>
-            <w:tcBorders>
-              <w:top w:val="nil"/>
-              <w:left w:val="single" w:color="000000" w:sz="8" w:space="0"/>
-              <w:bottom w:val="single" w:color="000000" w:sz="8" w:space="0"/>
-              <w:right w:val="single" w:color="000000" w:sz="8" w:space="0"/>
+                <w:highlight w:val="none"/>
+                <w:lang w:val="en-US" w:eastAsia="zh-CN" w:bidi="ar"/>
+              </w:rPr>
+              <w:t>送检医师</w:t>
+            </w:r>
+          </w:p>
+        </w:tc>
+        <w:tc>
+          <w:tcPr>
+            <w:tcW w:w="1191" w:type="dxa"/>
+            <w:tcBorders>
+              <w:top w:val="single" w:color="auto" w:sz="4" w:space="0"/>
+              <w:left w:val="single" w:color="auto" w:sz="4" w:space="0"/>
+              <w:bottom w:val="single" w:color="auto" w:sz="4" w:space="0"/>
+              <w:right w:val="single" w:color="auto" w:sz="4" w:space="0"/>
             </w:tcBorders>
             <w:noWrap/>
             <w:tcMar>
@@ -1336,38 +1460,42 @@
           </w:tcPr>
           <w:p>
             <w:pPr>
+              <w:keepNext w:val="0"/>
+              <w:keepLines w:val="0"/>
+              <w:pageBreakBefore w:val="0"/>
               <w:widowControl/>
+              <w:kinsoku/>
+              <w:wordWrap/>
+              <w:overflowPunct/>
+              <w:topLinePunct w:val="0"/>
+              <w:autoSpaceDE/>
+              <w:autoSpaceDN/>
+              <w:bidi w:val="0"/>
+              <w:adjustRightInd/>
+              <w:snapToGrid/>
+              <w:spacing w:beforeAutospacing="0" w:afterAutospacing="0" w:line="240" w:lineRule="auto"/>
               <w:jc w:val="center"/>
               <w:textAlignment w:val="center"/>
               <w:rPr>
+                <w:rFonts w:hint="eastAsia" w:ascii="微软雅黑" w:hAnsi="微软雅黑" w:eastAsia="微软雅黑" w:cs="微软雅黑"/>
                 <w:b/>
                 <w:color w:val="000000"/>
                 <w:sz w:val="21"/>
                 <w:szCs w:val="21"/>
-                <w:lang w:bidi="ar"/>
-              </w:rPr>
-            </w:pPr>
-            <w:r>
-              <w:rPr>
-                <w:rFonts w:hint="eastAsia"/>
-                <w:b/>
-                <w:color w:val="000000"/>
-                <w:sz w:val="21"/>
-                <w:szCs w:val="21"/>
-                <w:lang w:bidi="ar"/>
-              </w:rPr>
-              <w:t>{{ template_subbarcode }}</w:t>
-            </w:r>
-          </w:p>
-        </w:tc>
-        <w:tc>
-          <w:tcPr>
-            <w:tcW w:w="1091" w:type="dxa"/>
-            <w:tcBorders>
-              <w:top w:val="nil"/>
-              <w:left w:val="single" w:color="000000" w:sz="8" w:space="0"/>
-              <w:bottom w:val="single" w:color="000000" w:sz="8" w:space="0"/>
-              <w:right w:val="single" w:color="000000" w:sz="8" w:space="0"/>
+                <w:highlight w:val="none"/>
+                <w:lang w:eastAsia="zh-CN" w:bidi="ar"/>
+              </w:rPr>
+            </w:pPr>
+          </w:p>
+        </w:tc>
+        <w:tc>
+          <w:tcPr>
+            <w:tcW w:w="1181" w:type="dxa"/>
+            <w:tcBorders>
+              <w:top w:val="single" w:color="auto" w:sz="4" w:space="0"/>
+              <w:left w:val="single" w:color="auto" w:sz="4" w:space="0"/>
+              <w:bottom w:val="single" w:color="auto" w:sz="4" w:space="0"/>
+              <w:right w:val="single" w:color="auto" w:sz="4" w:space="0"/>
             </w:tcBorders>
             <w:noWrap/>
             <w:tcMar>
@@ -1379,24 +1507,41 @@
           </w:tcPr>
           <w:p>
             <w:pPr>
+              <w:keepNext w:val="0"/>
+              <w:keepLines w:val="0"/>
+              <w:pageBreakBefore w:val="0"/>
               <w:widowControl/>
+              <w:kinsoku/>
+              <w:wordWrap/>
+              <w:overflowPunct/>
+              <w:topLinePunct w:val="0"/>
+              <w:autoSpaceDE/>
+              <w:autoSpaceDN/>
+              <w:bidi w:val="0"/>
+              <w:adjustRightInd/>
+              <w:snapToGrid/>
+              <w:spacing w:beforeAutospacing="0" w:afterAutospacing="0" w:line="240" w:lineRule="auto"/>
               <w:jc w:val="center"/>
               <w:textAlignment w:val="center"/>
               <w:rPr>
+                <w:rFonts w:hint="eastAsia" w:ascii="微软雅黑" w:hAnsi="微软雅黑" w:eastAsia="微软雅黑" w:cs="微软雅黑"/>
                 <w:b/>
                 <w:color w:val="000000"/>
                 <w:sz w:val="21"/>
                 <w:szCs w:val="21"/>
+                <w:highlight w:val="none"/>
                 <w:lang w:bidi="ar"/>
               </w:rPr>
             </w:pPr>
             <w:r>
               <w:rPr>
+                <w:rFonts w:hint="eastAsia" w:ascii="微软雅黑" w:hAnsi="微软雅黑" w:eastAsia="微软雅黑" w:cs="微软雅黑"/>
                 <w:b/>
                 <w:color w:val="000000"/>
                 <w:sz w:val="21"/>
                 <w:szCs w:val="21"/>
-                <w:lang w:bidi="ar"/>
+                <w:highlight w:val="none"/>
+                <w:lang w:val="en-US" w:eastAsia="zh-CN" w:bidi="ar"/>
               </w:rPr>
               <w:t>送检日期</w:t>
             </w:r>
@@ -1404,11 +1549,11 @@
         </w:tc>
         <w:tc>
           <w:tcPr>
-            <w:tcW w:w="2088" w:type="dxa"/>
-            <w:tcBorders>
-              <w:top w:val="nil"/>
-              <w:left w:val="single" w:color="000000" w:sz="8" w:space="0"/>
-              <w:bottom w:val="single" w:color="000000" w:sz="8" w:space="0"/>
+            <w:tcW w:w="1497" w:type="dxa"/>
+            <w:tcBorders>
+              <w:top w:val="single" w:color="auto" w:sz="4" w:space="0"/>
+              <w:left w:val="single" w:color="auto" w:sz="4" w:space="0"/>
+              <w:bottom w:val="single" w:color="auto" w:sz="4" w:space="0"/>
               <w:right w:val="nil"/>
             </w:tcBorders>
             <w:noWrap/>
@@ -1421,168 +1566,43 @@
           </w:tcPr>
           <w:p>
             <w:pPr>
+              <w:keepNext w:val="0"/>
+              <w:keepLines w:val="0"/>
+              <w:pageBreakBefore w:val="0"/>
               <w:widowControl/>
+              <w:kinsoku/>
+              <w:wordWrap/>
+              <w:overflowPunct/>
+              <w:topLinePunct w:val="0"/>
+              <w:autoSpaceDE/>
+              <w:autoSpaceDN/>
+              <w:bidi w:val="0"/>
+              <w:adjustRightInd/>
+              <w:snapToGrid/>
+              <w:spacing w:beforeAutospacing="0" w:afterAutospacing="0" w:line="240" w:lineRule="auto"/>
               <w:jc w:val="center"/>
               <w:textAlignment w:val="center"/>
               <w:rPr>
-                <w:b/>
+                <w:rFonts w:hint="eastAsia" w:ascii="微软雅黑" w:hAnsi="微软雅黑" w:eastAsia="微软雅黑" w:cs="微软雅黑"/>
+                <w:b w:val="0"/>
+                <w:bCs/>
                 <w:color w:val="000000"/>
                 <w:sz w:val="21"/>
                 <w:szCs w:val="21"/>
+                <w:lang w:eastAsia="zh-CN" w:bidi="ar"/>
+              </w:rPr>
+            </w:pPr>
+            <w:r>
+              <w:rPr>
+                <w:rFonts w:hint="eastAsia" w:ascii="微软雅黑" w:hAnsi="微软雅黑" w:eastAsia="微软雅黑" w:cs="微软雅黑"/>
+                <w:b w:val="0"/>
+                <w:bCs/>
+                <w:color w:val="000000"/>
+                <w:sz w:val="21"/>
+                <w:szCs w:val="21"/>
                 <w:lang w:bidi="ar"/>
               </w:rPr>
-            </w:pPr>
-            <w:r>
-              <w:rPr>
-                <w:rFonts w:hint="eastAsia"/>
-                <w:b/>
-                <w:color w:val="000000"/>
-                <w:sz w:val="21"/>
-                <w:szCs w:val="21"/>
-                <w:lang w:bidi="ar"/>
-              </w:rPr>
               <w:t>{{ commission_date }}</w:t>
-            </w:r>
-          </w:p>
-        </w:tc>
-      </w:tr>
-    </w:tbl>
-    <w:p>
-      <w:pPr>
-        <w:rPr>
-          <w:rFonts w:hint="eastAsia" w:ascii="微软雅黑" w:hAnsi="微软雅黑" w:eastAsia="微软雅黑" w:cs="微软雅黑"/>
-        </w:rPr>
-      </w:pPr>
-    </w:p>
-    <w:p>
-      <w:pPr>
-        <w:rPr>
-          <w:rFonts w:hint="eastAsia" w:ascii="微软雅黑" w:hAnsi="微软雅黑" w:eastAsia="微软雅黑" w:cs="微软雅黑"/>
-        </w:rPr>
-      </w:pPr>
-    </w:p>
-    <w:p>
-      <w:pPr>
-        <w:rPr>
-          <w:rFonts w:hint="eastAsia" w:ascii="微软雅黑" w:hAnsi="微软雅黑" w:eastAsia="微软雅黑" w:cs="微软雅黑"/>
-        </w:rPr>
-      </w:pPr>
-    </w:p>
-    <w:p>
-      <w:pPr>
-        <w:rPr>
-          <w:rFonts w:hint="eastAsia" w:ascii="微软雅黑" w:hAnsi="微软雅黑" w:eastAsia="微软雅黑" w:cs="微软雅黑"/>
-        </w:rPr>
-      </w:pPr>
-    </w:p>
-    <w:p>
-      <w:pPr>
-        <w:rPr>
-          <w:rFonts w:hint="eastAsia" w:ascii="微软雅黑" w:hAnsi="微软雅黑" w:eastAsia="微软雅黑" w:cs="微软雅黑"/>
-        </w:rPr>
-      </w:pPr>
-    </w:p>
-    <w:p>
-      <w:pPr>
-        <w:rPr>
-          <w:rFonts w:hint="eastAsia" w:ascii="微软雅黑" w:hAnsi="微软雅黑" w:eastAsia="微软雅黑" w:cs="微软雅黑"/>
-        </w:rPr>
-      </w:pPr>
-    </w:p>
-    <w:tbl>
-      <w:tblPr>
-        <w:tblStyle w:val="19"/>
-        <w:tblW w:w="9703" w:type="dxa"/>
-        <w:jc w:val="center"/>
-        <w:tblBorders>
-          <w:top w:val="single" w:color="auto" w:sz="4" w:space="0"/>
-          <w:left w:val="none" w:color="auto" w:sz="0" w:space="0"/>
-          <w:bottom w:val="single" w:color="auto" w:sz="4" w:space="0"/>
-          <w:right w:val="none" w:color="auto" w:sz="0" w:space="0"/>
-          <w:insideH w:val="single" w:color="auto" w:sz="4" w:space="0"/>
-          <w:insideV w:val="single" w:color="auto" w:sz="4" w:space="0"/>
-        </w:tblBorders>
-        <w:tblLayout w:type="fixed"/>
-        <w:tblCellMar>
-          <w:top w:w="0" w:type="dxa"/>
-          <w:left w:w="108" w:type="dxa"/>
-          <w:bottom w:w="0" w:type="dxa"/>
-          <w:right w:w="108" w:type="dxa"/>
-        </w:tblCellMar>
-      </w:tblPr>
-      <w:tblGrid>
-        <w:gridCol w:w="1242"/>
-        <w:gridCol w:w="8461"/>
-      </w:tblGrid>
-      <w:tr>
-        <w:tblPrEx>
-          <w:tblBorders>
-            <w:top w:val="single" w:color="auto" w:sz="4" w:space="0"/>
-            <w:left w:val="none" w:color="auto" w:sz="0" w:space="0"/>
-            <w:bottom w:val="single" w:color="auto" w:sz="4" w:space="0"/>
-            <w:right w:val="none" w:color="auto" w:sz="0" w:space="0"/>
-            <w:insideH w:val="single" w:color="auto" w:sz="4" w:space="0"/>
-            <w:insideV w:val="single" w:color="auto" w:sz="4" w:space="0"/>
-          </w:tblBorders>
-          <w:tblCellMar>
-            <w:top w:w="0" w:type="dxa"/>
-            <w:left w:w="108" w:type="dxa"/>
-            <w:bottom w:w="0" w:type="dxa"/>
-            <w:right w:w="108" w:type="dxa"/>
-          </w:tblCellMar>
-        </w:tblPrEx>
-        <w:trPr>
-          <w:trHeight w:val="413" w:hRule="atLeast"/>
-          <w:jc w:val="center"/>
-        </w:trPr>
-        <w:tc>
-          <w:tcPr>
-            <w:tcW w:w="1242" w:type="dxa"/>
-          </w:tcPr>
-          <w:p>
-            <w:pPr>
-              <w:pStyle w:val="17"/>
-              <w:rPr>
-                <w:rFonts w:asciiTheme="minorEastAsia" w:hAnsiTheme="minorEastAsia" w:eastAsiaTheme="minorEastAsia"/>
-                <w:b/>
-                <w:sz w:val="21"/>
-                <w:szCs w:val="21"/>
-              </w:rPr>
-            </w:pPr>
-            <w:r>
-              <w:rPr>
-                <w:rFonts w:hint="eastAsia" w:asciiTheme="minorEastAsia" w:hAnsiTheme="minorEastAsia" w:eastAsiaTheme="minorEastAsia"/>
-                <w:b/>
-                <w:sz w:val="21"/>
-                <w:szCs w:val="21"/>
-              </w:rPr>
-              <w:t>检测项目</w:t>
-            </w:r>
-          </w:p>
-        </w:tc>
-        <w:tc>
-          <w:tcPr>
-            <w:tcW w:w="8461" w:type="dxa"/>
-            <w:vAlign w:val="center"/>
-          </w:tcPr>
-          <w:p>
-            <w:pPr>
-              <w:pStyle w:val="17"/>
-              <w:rPr>
-                <w:rFonts w:hint="default" w:asciiTheme="minorEastAsia" w:hAnsiTheme="minorEastAsia" w:eastAsiaTheme="minorEastAsia"/>
-                <w:sz w:val="21"/>
-                <w:szCs w:val="21"/>
-                <w:lang w:val="en-US" w:eastAsia="zh-CN"/>
-              </w:rPr>
-            </w:pPr>
-            <w:r>
-              <w:rPr>
-                <w:rFonts w:hint="eastAsia" w:asciiTheme="minorEastAsia" w:hAnsiTheme="minorEastAsia" w:eastAsiaTheme="minorEastAsia"/>
-                <w:sz w:val="21"/>
-                <w:szCs w:val="21"/>
-                <w:lang w:val="en-US" w:eastAsia="zh-CN"/>
-              </w:rPr>
-              <w:t>乳腺癌21基因检测报告{% if PDInfo != undefined %}（含PD-L1）{% endif %}</w:t>
             </w:r>
           </w:p>
         </w:tc>
@@ -1605,153 +1625,148 @@
           </w:tblCellMar>
         </w:tblPrEx>
         <w:trPr>
-          <w:trHeight w:val="413" w:hRule="atLeast"/>
+          <w:trHeight w:val="397" w:hRule="atLeast"/>
           <w:jc w:val="center"/>
         </w:trPr>
         <w:tc>
           <w:tcPr>
-            <w:tcW w:w="1242" w:type="dxa"/>
+            <w:tcW w:w="1323" w:type="dxa"/>
+            <w:tcBorders>
+              <w:top w:val="single" w:color="auto" w:sz="4" w:space="0"/>
+              <w:left w:val="nil"/>
+              <w:bottom w:val="single" w:color="auto" w:sz="4" w:space="0"/>
+              <w:right w:val="single" w:color="auto" w:sz="4" w:space="0"/>
+            </w:tcBorders>
+            <w:vAlign w:val="center"/>
           </w:tcPr>
           <w:p>
             <w:pPr>
               <w:pStyle w:val="17"/>
-              <w:rPr>
-                <w:rFonts w:asciiTheme="minorEastAsia" w:hAnsiTheme="minorEastAsia" w:eastAsiaTheme="minorEastAsia"/>
+              <w:keepNext w:val="0"/>
+              <w:keepLines w:val="0"/>
+              <w:pageBreakBefore w:val="0"/>
+              <w:widowControl/>
+              <w:kinsoku/>
+              <w:wordWrap/>
+              <w:overflowPunct/>
+              <w:topLinePunct w:val="0"/>
+              <w:autoSpaceDE/>
+              <w:autoSpaceDN/>
+              <w:bidi w:val="0"/>
+              <w:adjustRightInd/>
+              <w:snapToGrid/>
+              <w:spacing w:before="0" w:beforeAutospacing="0" w:after="0" w:afterAutospacing="0" w:line="240" w:lineRule="auto"/>
+              <w:jc w:val="center"/>
+              <w:rPr>
+                <w:rFonts w:hint="eastAsia" w:ascii="微软雅黑" w:hAnsi="微软雅黑" w:eastAsia="微软雅黑" w:cs="微软雅黑"/>
                 <w:b/>
-                <w:sz w:val="21"/>
-                <w:szCs w:val="21"/>
-              </w:rPr>
-            </w:pPr>
-            <w:r>
-              <w:rPr>
-                <w:rFonts w:hint="eastAsia" w:asciiTheme="minorEastAsia" w:hAnsiTheme="minorEastAsia" w:eastAsiaTheme="minorEastAsia"/>
+                <w:color w:val="000000"/>
+                <w:sz w:val="21"/>
+                <w:szCs w:val="21"/>
+                <w:lang w:val="en-US" w:eastAsia="zh-CN" w:bidi="ar"/>
+              </w:rPr>
+            </w:pPr>
+            <w:r>
+              <w:rPr>
+                <w:rFonts w:hint="eastAsia" w:ascii="微软雅黑" w:hAnsi="微软雅黑" w:eastAsia="微软雅黑" w:cs="微软雅黑"/>
                 <w:b/>
-                <w:sz w:val="21"/>
-                <w:szCs w:val="21"/>
-              </w:rPr>
-              <w:t>标本类型</w:t>
-            </w:r>
-          </w:p>
-        </w:tc>
-        <w:tc>
-          <w:tcPr>
-            <w:tcW w:w="8461" w:type="dxa"/>
+                <w:color w:val="000000"/>
+                <w:sz w:val="21"/>
+                <w:szCs w:val="21"/>
+                <w:lang w:val="en-US" w:eastAsia="zh-CN" w:bidi="ar"/>
+              </w:rPr>
+              <w:t>检测项目</w:t>
+            </w:r>
+          </w:p>
+        </w:tc>
+        <w:tc>
+          <w:tcPr>
+            <w:tcW w:w="8415" w:type="dxa"/>
+            <w:gridSpan w:val="7"/>
+            <w:tcBorders>
+              <w:top w:val="single" w:color="auto" w:sz="4" w:space="0"/>
+              <w:left w:val="single" w:color="auto" w:sz="4" w:space="0"/>
+              <w:bottom w:val="single" w:color="auto" w:sz="4" w:space="0"/>
+              <w:right w:val="nil"/>
+            </w:tcBorders>
             <w:vAlign w:val="center"/>
           </w:tcPr>
           <w:p>
             <w:pPr>
               <w:pStyle w:val="17"/>
-              <w:rPr>
-                <w:rFonts w:asciiTheme="minorEastAsia" w:hAnsiTheme="minorEastAsia" w:eastAsiaTheme="minorEastAsia"/>
-                <w:sz w:val="21"/>
-                <w:szCs w:val="21"/>
-              </w:rPr>
-            </w:pPr>
-            <w:r>
-              <w:rPr>
-                <w:rFonts w:hint="eastAsia" w:asciiTheme="minorEastAsia" w:hAnsiTheme="minorEastAsia" w:eastAsiaTheme="minorEastAsia"/>
-                <w:sz w:val="21"/>
-                <w:szCs w:val="21"/>
-              </w:rPr>
-              <w:t>{{ sample_type }}</w:t>
-            </w:r>
-            <w:r>
-              <w:rPr>
-                <w:rFonts w:hint="eastAsia" w:asciiTheme="minorEastAsia" w:hAnsiTheme="minorEastAsia" w:eastAsiaTheme="minorEastAsia"/>
+              <w:keepNext w:val="0"/>
+              <w:keepLines w:val="0"/>
+              <w:pageBreakBefore w:val="0"/>
+              <w:widowControl/>
+              <w:kinsoku/>
+              <w:wordWrap/>
+              <w:overflowPunct/>
+              <w:topLinePunct w:val="0"/>
+              <w:autoSpaceDE/>
+              <w:autoSpaceDN/>
+              <w:bidi w:val="0"/>
+              <w:adjustRightInd/>
+              <w:snapToGrid/>
+              <w:spacing w:before="0" w:beforeAutospacing="0" w:after="0" w:afterAutospacing="0" w:line="240" w:lineRule="auto"/>
+              <w:jc w:val="left"/>
+              <w:rPr>
+                <w:rFonts w:hint="eastAsia" w:ascii="微软雅黑" w:hAnsi="微软雅黑" w:eastAsia="微软雅黑" w:cs="微软雅黑"/>
                 <w:sz w:val="21"/>
                 <w:szCs w:val="21"/>
                 <w:lang w:val="en-US" w:eastAsia="zh-CN"/>
               </w:rPr>
-              <w:t>，</w:t>
-            </w:r>
-            <w:r>
-              <w:rPr>
-                <w:rFonts w:ascii="宋体" w:hAnsi="宋体" w:eastAsia="宋体" w:cs="宋体"/>
-                <w:sz w:val="21"/>
-                <w:szCs w:val="21"/>
-              </w:rPr>
-              <w:t>肿瘤细胞含量</w:t>
-            </w:r>
-            <w:r>
-              <w:rPr>
-                <w:rFonts w:hint="eastAsia" w:ascii="宋体" w:hAnsi="宋体" w:eastAsia="宋体" w:cs="宋体"/>
-                <w:sz w:val="21"/>
-                <w:szCs w:val="21"/>
-                <w:lang w:eastAsia="zh-CN"/>
-              </w:rPr>
-              <w:t xml:space="preserve">：{% if summaryOfRresults.type == </w:t>
-            </w:r>
-            <w:r>
-              <w:rPr>
-                <w:rFonts w:ascii="宋体" w:hAnsi="宋体" w:eastAsia="宋体" w:cs="宋体"/>
-                <w:sz w:val="21"/>
-                <w:szCs w:val="21"/>
-                <w:lang w:eastAsia="zh-CN"/>
-              </w:rPr>
-              <w:t>“tissue”</w:t>
-            </w:r>
-            <w:r>
-              <w:rPr>
-                <w:rFonts w:hint="eastAsia" w:ascii="宋体" w:hAnsi="宋体" w:eastAsia="宋体" w:cs="宋体"/>
-                <w:sz w:val="21"/>
-                <w:szCs w:val="21"/>
-                <w:lang w:eastAsia="zh-CN"/>
-              </w:rPr>
-              <w:t xml:space="preserve"> %}≥</w:t>
-            </w:r>
-            <w:r>
-              <w:rPr>
-                <w:rFonts w:hint="eastAsia" w:ascii="宋体" w:hAnsi="宋体" w:eastAsia="宋体" w:cs="宋体"/>
+            </w:pPr>
+            <w:r>
+              <w:rPr>
+                <w:rFonts w:hint="eastAsia" w:ascii="微软雅黑" w:hAnsi="微软雅黑" w:eastAsia="微软雅黑" w:cs="微软雅黑"/>
                 <w:sz w:val="21"/>
                 <w:szCs w:val="21"/>
                 <w:lang w:val="en-US" w:eastAsia="zh-CN"/>
               </w:rPr>
-              <w:t>1</w:t>
-            </w:r>
-            <w:r>
-              <w:rPr>
-                <w:rFonts w:ascii="宋体" w:hAnsi="宋体" w:eastAsia="宋体" w:cs="宋体"/>
-                <w:sz w:val="21"/>
-                <w:szCs w:val="21"/>
-                <w:lang w:eastAsia="zh-CN"/>
-              </w:rPr>
-              <w:t>0</w:t>
-            </w:r>
-            <w:r>
-              <w:rPr>
-                <w:rFonts w:hint="eastAsia" w:cs="宋体"/>
+              <w:t>泛实体瘤多</w:t>
+            </w:r>
+            <w:r>
+              <w:rPr>
+                <w:rFonts w:hint="eastAsia" w:ascii="微软雅黑" w:hAnsi="微软雅黑" w:eastAsia="微软雅黑" w:cs="微软雅黑"/>
+                <w:color w:val="auto"/>
                 <w:sz w:val="21"/>
                 <w:szCs w:val="21"/>
                 <w:lang w:val="en-US" w:eastAsia="zh-CN"/>
               </w:rPr>
-              <w:t>%</w:t>
-            </w:r>
-            <w:r>
-              <w:rPr>
-                <w:rFonts w:hint="eastAsia" w:ascii="宋体" w:hAnsi="宋体" w:eastAsia="宋体" w:cs="宋体"/>
-                <w:sz w:val="21"/>
-                <w:szCs w:val="21"/>
-                <w:lang w:eastAsia="zh-CN"/>
-              </w:rPr>
-              <w:t>{% else %}</w:t>
-            </w:r>
-            <w:r>
-              <w:rPr>
-                <w:rFonts w:hint="eastAsia" w:cs="宋体"/>
+              <w:t>基因</w:t>
+            </w:r>
+            <w:r>
+              <w:rPr>
+                <w:rFonts w:hint="eastAsia" w:ascii="微软雅黑" w:hAnsi="微软雅黑" w:eastAsia="微软雅黑" w:cs="微软雅黑"/>
+                <w:i w:val="0"/>
+                <w:iCs w:val="0"/>
+                <w:caps w:val="0"/>
+                <w:color w:val="auto"/>
+                <w:spacing w:val="0"/>
+                <w:sz w:val="19"/>
+                <w:szCs w:val="19"/>
+                <w:shd w:val="clear" w:fill="FFFFFF"/>
+              </w:rPr>
+              <w:t>panel</w:t>
+            </w:r>
+            <w:r>
+              <w:rPr>
+                <w:rFonts w:hint="eastAsia" w:ascii="微软雅黑" w:hAnsi="微软雅黑" w:eastAsia="微软雅黑" w:cs="微软雅黑"/>
+                <w:color w:val="auto"/>
                 <w:sz w:val="21"/>
                 <w:szCs w:val="21"/>
                 <w:lang w:val="en-US" w:eastAsia="zh-CN"/>
               </w:rPr>
-              <w:t>-</w:t>
-            </w:r>
-            <w:r>
-              <w:rPr>
-                <w:rFonts w:hint="eastAsia" w:ascii="宋体" w:hAnsi="宋体" w:eastAsia="宋体" w:cs="宋体"/>
-                <w:sz w:val="21"/>
-                <w:szCs w:val="21"/>
-                <w:lang w:eastAsia="zh-CN"/>
-              </w:rPr>
-              <w:t>{% endif %}</w:t>
+              <w:t>检</w:t>
+            </w:r>
+            <w:r>
+              <w:rPr>
+                <w:rFonts w:hint="eastAsia" w:ascii="微软雅黑" w:hAnsi="微软雅黑" w:eastAsia="微软雅黑" w:cs="微软雅黑"/>
+                <w:sz w:val="21"/>
+                <w:szCs w:val="21"/>
+                <w:lang w:val="en-US" w:eastAsia="zh-CN"/>
+              </w:rPr>
+              <w:t>测</w:t>
             </w:r>
           </w:p>
         </w:tc>
@@ -1774,80 +1789,105 @@
           </w:tblCellMar>
         </w:tblPrEx>
         <w:trPr>
-          <w:trHeight w:val="405" w:hRule="atLeast"/>
+          <w:trHeight w:val="397" w:hRule="atLeast"/>
           <w:jc w:val="center"/>
         </w:trPr>
         <w:tc>
           <w:tcPr>
-            <w:tcW w:w="1242" w:type="dxa"/>
+            <w:tcW w:w="1323" w:type="dxa"/>
+            <w:tcBorders>
+              <w:top w:val="single" w:color="auto" w:sz="4" w:space="0"/>
+              <w:left w:val="nil"/>
+              <w:bottom w:val="single" w:color="auto" w:sz="4" w:space="0"/>
+              <w:right w:val="single" w:color="auto" w:sz="4" w:space="0"/>
+            </w:tcBorders>
+            <w:vAlign w:val="center"/>
           </w:tcPr>
           <w:p>
             <w:pPr>
               <w:pStyle w:val="17"/>
-              <w:rPr>
-                <w:rFonts w:hint="eastAsia" w:asciiTheme="minorEastAsia" w:hAnsiTheme="minorEastAsia" w:eastAsiaTheme="minorEastAsia"/>
+              <w:keepNext w:val="0"/>
+              <w:keepLines w:val="0"/>
+              <w:pageBreakBefore w:val="0"/>
+              <w:widowControl/>
+              <w:kinsoku/>
+              <w:wordWrap/>
+              <w:overflowPunct/>
+              <w:topLinePunct w:val="0"/>
+              <w:autoSpaceDE/>
+              <w:autoSpaceDN/>
+              <w:bidi w:val="0"/>
+              <w:adjustRightInd/>
+              <w:snapToGrid/>
+              <w:spacing w:before="0" w:beforeAutospacing="0" w:after="0" w:afterAutospacing="0" w:line="240" w:lineRule="auto"/>
+              <w:jc w:val="center"/>
+              <w:rPr>
+                <w:rFonts w:hint="eastAsia" w:ascii="微软雅黑" w:hAnsi="微软雅黑" w:eastAsia="微软雅黑" w:cs="微软雅黑"/>
                 <w:b/>
-                <w:sz w:val="21"/>
-                <w:szCs w:val="21"/>
-                <w:lang w:eastAsia="zh-CN"/>
-              </w:rPr>
-            </w:pPr>
-            <w:r>
-              <w:rPr>
-                <w:rFonts w:hint="eastAsia" w:asciiTheme="minorEastAsia" w:hAnsiTheme="minorEastAsia" w:eastAsiaTheme="minorEastAsia"/>
+                <w:color w:val="000000"/>
+                <w:sz w:val="21"/>
+                <w:szCs w:val="21"/>
+                <w:lang w:val="en-US" w:eastAsia="zh-CN" w:bidi="ar"/>
+              </w:rPr>
+            </w:pPr>
+            <w:r>
+              <w:rPr>
+                <w:rFonts w:hint="eastAsia" w:ascii="微软雅黑" w:hAnsi="微软雅黑" w:eastAsia="微软雅黑" w:cs="微软雅黑"/>
                 <w:b/>
-                <w:sz w:val="21"/>
-                <w:szCs w:val="21"/>
-              </w:rPr>
-              <w:t>检测</w:t>
-            </w:r>
-            <w:r>
-              <w:rPr>
-                <w:rFonts w:hint="eastAsia" w:asciiTheme="minorEastAsia" w:hAnsiTheme="minorEastAsia" w:eastAsiaTheme="minorEastAsia"/>
-                <w:b/>
+                <w:color w:val="000000"/>
+                <w:sz w:val="21"/>
+                <w:szCs w:val="21"/>
+                <w:lang w:val="en-US" w:eastAsia="zh-CN" w:bidi="ar"/>
+              </w:rPr>
+              <w:t>标本类型</w:t>
+            </w:r>
+          </w:p>
+        </w:tc>
+        <w:tc>
+          <w:tcPr>
+            <w:tcW w:w="8415" w:type="dxa"/>
+            <w:gridSpan w:val="7"/>
+            <w:tcBorders>
+              <w:top w:val="single" w:color="auto" w:sz="4" w:space="0"/>
+              <w:left w:val="single" w:color="auto" w:sz="4" w:space="0"/>
+              <w:bottom w:val="single" w:color="auto" w:sz="4" w:space="0"/>
+              <w:right w:val="nil"/>
+            </w:tcBorders>
+            <w:vAlign w:val="center"/>
+          </w:tcPr>
+          <w:p>
+            <w:pPr>
+              <w:pStyle w:val="17"/>
+              <w:keepNext w:val="0"/>
+              <w:keepLines w:val="0"/>
+              <w:pageBreakBefore w:val="0"/>
+              <w:widowControl/>
+              <w:kinsoku/>
+              <w:wordWrap/>
+              <w:overflowPunct/>
+              <w:topLinePunct w:val="0"/>
+              <w:autoSpaceDE/>
+              <w:autoSpaceDN/>
+              <w:bidi w:val="0"/>
+              <w:adjustRightInd/>
+              <w:snapToGrid/>
+              <w:spacing w:before="0" w:beforeAutospacing="0" w:after="0" w:afterAutospacing="0" w:line="240" w:lineRule="auto"/>
+              <w:jc w:val="left"/>
+              <w:rPr>
+                <w:rFonts w:hint="eastAsia" w:ascii="微软雅黑" w:hAnsi="微软雅黑" w:eastAsia="微软雅黑" w:cs="微软雅黑"/>
                 <w:sz w:val="21"/>
                 <w:szCs w:val="21"/>
                 <w:lang w:val="en-US" w:eastAsia="zh-CN"/>
               </w:rPr>
-              <w:t>方法</w:t>
-            </w:r>
-          </w:p>
-        </w:tc>
-        <w:tc>
-          <w:tcPr>
-            <w:tcW w:w="8461" w:type="dxa"/>
-            <w:vAlign w:val="center"/>
-          </w:tcPr>
-          <w:p>
-            <w:pPr>
-              <w:pStyle w:val="17"/>
-              <w:rPr>
-                <w:rFonts w:hint="default" w:asciiTheme="minorEastAsia" w:hAnsiTheme="minorEastAsia" w:eastAsiaTheme="minorEastAsia"/>
-                <w:color w:val="000000" w:themeColor="text1"/>
+            </w:pPr>
+            <w:r>
+              <w:rPr>
+                <w:rFonts w:hint="eastAsia" w:ascii="微软雅黑" w:hAnsi="微软雅黑" w:eastAsia="微软雅黑" w:cs="微软雅黑"/>
                 <w:sz w:val="21"/>
                 <w:szCs w:val="21"/>
                 <w:lang w:val="en-US" w:eastAsia="zh-CN"/>
-                <w14:textFill>
-                  <w14:solidFill>
-                    <w14:schemeClr w14:val="tx1"/>
-                  </w14:solidFill>
-                </w14:textFill>
-              </w:rPr>
-            </w:pPr>
-            <w:r>
-              <w:rPr>
-                <w:rFonts w:hint="eastAsia" w:asciiTheme="minorEastAsia" w:hAnsiTheme="minorEastAsia" w:eastAsiaTheme="minorEastAsia"/>
-                <w:color w:val="000000" w:themeColor="text1"/>
-                <w:sz w:val="21"/>
-                <w:szCs w:val="21"/>
-                <w:lang w:val="en-US" w:eastAsia="zh-CN"/>
-                <w14:textFill>
-                  <w14:solidFill>
-                    <w14:schemeClr w14:val="tx1"/>
-                  </w14:solidFill>
-                </w14:textFill>
-              </w:rPr>
-              <w:t>实时荧光定量PCR技术</w:t>
+              </w:rPr>
+              <w:t>{{ sample_type }}，肿瘤细胞含量：{% if summaryOfRresults.type == “tissue” %}≥10%{% else %}-{% endif %}</w:t>
             </w:r>
           </w:p>
         </w:tc>
@@ -1870,74 +1910,92 @@
           </w:tblCellMar>
         </w:tblPrEx>
         <w:trPr>
-          <w:trHeight w:val="1247" w:hRule="atLeast"/>
+          <w:trHeight w:val="397" w:hRule="atLeast"/>
           <w:jc w:val="center"/>
         </w:trPr>
         <w:tc>
           <w:tcPr>
-            <w:tcW w:w="1242" w:type="dxa"/>
+            <w:tcW w:w="1323" w:type="dxa"/>
+            <w:tcBorders>
+              <w:top w:val="single" w:color="auto" w:sz="4" w:space="0"/>
+              <w:left w:val="nil"/>
+              <w:bottom w:val="single" w:color="auto" w:sz="4" w:space="0"/>
+              <w:right w:val="single" w:color="auto" w:sz="4" w:space="0"/>
+            </w:tcBorders>
+            <w:vAlign w:val="center"/>
           </w:tcPr>
           <w:p>
             <w:pPr>
               <w:pStyle w:val="17"/>
-              <w:rPr>
-                <w:rFonts w:asciiTheme="minorEastAsia" w:hAnsiTheme="minorEastAsia" w:eastAsiaTheme="minorEastAsia"/>
+              <w:keepNext w:val="0"/>
+              <w:keepLines w:val="0"/>
+              <w:pageBreakBefore w:val="0"/>
+              <w:widowControl/>
+              <w:kinsoku/>
+              <w:wordWrap/>
+              <w:overflowPunct/>
+              <w:topLinePunct w:val="0"/>
+              <w:autoSpaceDE/>
+              <w:autoSpaceDN/>
+              <w:bidi w:val="0"/>
+              <w:adjustRightInd/>
+              <w:snapToGrid/>
+              <w:spacing w:before="0" w:beforeAutospacing="0" w:after="0" w:afterAutospacing="0" w:line="240" w:lineRule="auto"/>
+              <w:jc w:val="center"/>
+              <w:rPr>
+                <w:rFonts w:hint="eastAsia" w:ascii="微软雅黑" w:hAnsi="微软雅黑" w:eastAsia="微软雅黑" w:cs="微软雅黑"/>
                 <w:b/>
-                <w:sz w:val="21"/>
-                <w:szCs w:val="21"/>
-              </w:rPr>
-            </w:pPr>
-            <w:r>
-              <w:rPr>
-                <w:rFonts w:hint="eastAsia" w:asciiTheme="minorEastAsia" w:hAnsiTheme="minorEastAsia" w:eastAsiaTheme="minorEastAsia"/>
+                <w:color w:val="000000"/>
+                <w:sz w:val="21"/>
+                <w:szCs w:val="21"/>
+                <w:lang w:val="en-US" w:eastAsia="zh-CN" w:bidi="ar"/>
+              </w:rPr>
+            </w:pPr>
+            <w:r>
+              <w:rPr>
+                <w:rFonts w:hint="eastAsia" w:ascii="微软雅黑" w:hAnsi="微软雅黑" w:eastAsia="微软雅黑" w:cs="微软雅黑"/>
                 <w:b/>
-                <w:sz w:val="21"/>
-                <w:szCs w:val="21"/>
-              </w:rPr>
-              <w:t>检测内容</w:t>
-            </w:r>
-          </w:p>
-        </w:tc>
-        <w:tc>
-          <w:tcPr>
-            <w:tcW w:w="8461" w:type="dxa"/>
+                <w:color w:val="000000"/>
+                <w:sz w:val="21"/>
+                <w:szCs w:val="21"/>
+                <w:lang w:val="en-US" w:eastAsia="zh-CN" w:bidi="ar"/>
+              </w:rPr>
+              <w:t>检测方法</w:t>
+            </w:r>
+          </w:p>
+        </w:tc>
+        <w:tc>
+          <w:tcPr>
+            <w:tcW w:w="8415" w:type="dxa"/>
+            <w:gridSpan w:val="7"/>
+            <w:tcBorders>
+              <w:top w:val="single" w:color="auto" w:sz="4" w:space="0"/>
+              <w:left w:val="single" w:color="auto" w:sz="4" w:space="0"/>
+              <w:bottom w:val="single" w:color="auto" w:sz="4" w:space="0"/>
+              <w:right w:val="nil"/>
+            </w:tcBorders>
             <w:vAlign w:val="center"/>
           </w:tcPr>
           <w:p>
             <w:pPr>
               <w:pStyle w:val="17"/>
-              <w:spacing w:line="260" w:lineRule="exact"/>
+              <w:keepNext w:val="0"/>
+              <w:keepLines w:val="0"/>
+              <w:pageBreakBefore w:val="0"/>
+              <w:widowControl/>
+              <w:kinsoku/>
+              <w:wordWrap/>
+              <w:overflowPunct/>
+              <w:topLinePunct w:val="0"/>
+              <w:autoSpaceDE/>
+              <w:autoSpaceDN/>
+              <w:bidi w:val="0"/>
+              <w:adjustRightInd/>
+              <w:snapToGrid/>
+              <w:spacing w:before="0" w:beforeAutospacing="0" w:after="0" w:afterAutospacing="0" w:line="240" w:lineRule="auto"/>
               <w:jc w:val="left"/>
               <w:rPr>
-                <w:rFonts w:asciiTheme="minorEastAsia" w:hAnsiTheme="minorEastAsia" w:eastAsiaTheme="minorEastAsia"/>
-                <w:color w:val="000000" w:themeColor="text1"/>
-                <w:sz w:val="21"/>
-                <w:szCs w:val="21"/>
-                <w14:textFill>
-                  <w14:solidFill>
-                    <w14:schemeClr w14:val="tx1"/>
-                  </w14:solidFill>
-                </w14:textFill>
-              </w:rPr>
-            </w:pPr>
-            <w:r>
-              <w:rPr>
-                <w:rFonts w:asciiTheme="minorEastAsia" w:hAnsiTheme="minorEastAsia" w:eastAsiaTheme="minorEastAsia"/>
-                <w:color w:val="000000" w:themeColor="text1"/>
-                <w:sz w:val="21"/>
-                <w:szCs w:val="21"/>
-                <w:lang w:eastAsia="zh-CN"/>
-                <w14:textFill>
-                  <w14:solidFill>
-                    <w14:schemeClr w14:val="tx1"/>
-                  </w14:solidFill>
-                </w14:textFill>
-              </w:rPr>
-              <w:t>本</w:t>
-            </w:r>
-            <w:r>
-              <w:rPr>
-                <w:rFonts w:hint="eastAsia" w:asciiTheme="minorEastAsia" w:hAnsiTheme="minorEastAsia" w:eastAsiaTheme="minorEastAsia"/>
+                <w:rFonts w:hint="eastAsia" w:ascii="微软雅黑" w:hAnsi="微软雅黑" w:eastAsia="微软雅黑" w:cs="微软雅黑"/>
                 <w:color w:val="000000" w:themeColor="text1"/>
                 <w:sz w:val="21"/>
                 <w:szCs w:val="21"/>
@@ -1948,20 +2006,10 @@
                   </w14:solidFill>
                 </w14:textFill>
               </w:rPr>
-              <w:t>检测项目为</w:t>
-            </w:r>
-            <w:r>
-              <w:rPr>
-                <w:rFonts w:hint="eastAsia" w:asciiTheme="minorEastAsia" w:hAnsiTheme="minorEastAsia" w:eastAsiaTheme="minorEastAsia"/>
-                <w:sz w:val="21"/>
-                <w:szCs w:val="21"/>
-                <w:lang w:val="en-US" w:eastAsia="zh-CN"/>
-              </w:rPr>
-              <w:t>乳腺癌21基因检测</w:t>
-            </w:r>
-            <w:r>
-              <w:rPr>
-                <w:rFonts w:hint="eastAsia" w:asciiTheme="minorEastAsia" w:hAnsiTheme="minorEastAsia" w:eastAsiaTheme="minorEastAsia"/>
+            </w:pPr>
+            <w:r>
+              <w:rPr>
+                <w:rFonts w:hint="eastAsia" w:ascii="微软雅黑" w:hAnsi="微软雅黑" w:eastAsia="微软雅黑" w:cs="微软雅黑"/>
                 <w:color w:val="000000" w:themeColor="text1"/>
                 <w:sz w:val="21"/>
                 <w:szCs w:val="21"/>
@@ -1972,112 +2020,138 @@
                   </w14:solidFill>
                 </w14:textFill>
               </w:rPr>
-              <w:t>，通过检测16个肿瘤相关基因（增殖、侵袭、HER2和激素等相关基因）和5个参考基因的表达情况，将检测结果量化为复发评分（Recurrence Score, RS），从而预测10年内远期复发风险和化疗获益。RS从0-100，分数越高，复发的可能性越大，也越能从化疗获益。</w:t>
-            </w:r>
-            <w:r>
-              <w:rPr>
-                <w:rFonts w:hint="eastAsia" w:asciiTheme="minorEastAsia" w:hAnsiTheme="minorEastAsia" w:eastAsiaTheme="minorEastAsia"/>
+              <w:t>实时荧光定量PCR技术</w:t>
+            </w:r>
+            <w:bookmarkStart w:id="51" w:name="_GoBack"/>
+            <w:bookmarkEnd w:id="51"/>
+          </w:p>
+        </w:tc>
+      </w:tr>
+      <w:tr>
+        <w:tblPrEx>
+          <w:tblBorders>
+            <w:top w:val="single" w:color="auto" w:sz="4" w:space="0"/>
+            <w:left w:val="none" w:color="auto" w:sz="0" w:space="0"/>
+            <w:bottom w:val="single" w:color="auto" w:sz="4" w:space="0"/>
+            <w:right w:val="none" w:color="auto" w:sz="0" w:space="0"/>
+            <w:insideH w:val="single" w:color="auto" w:sz="4" w:space="0"/>
+            <w:insideV w:val="single" w:color="auto" w:sz="4" w:space="0"/>
+          </w:tblBorders>
+          <w:tblCellMar>
+            <w:top w:w="0" w:type="dxa"/>
+            <w:left w:w="108" w:type="dxa"/>
+            <w:bottom w:w="0" w:type="dxa"/>
+            <w:right w:w="108" w:type="dxa"/>
+          </w:tblCellMar>
+        </w:tblPrEx>
+        <w:trPr>
+          <w:trHeight w:val="1420" w:hRule="atLeast"/>
+          <w:jc w:val="center"/>
+        </w:trPr>
+        <w:tc>
+          <w:tcPr>
+            <w:tcW w:w="1323" w:type="dxa"/>
+            <w:tcBorders>
+              <w:top w:val="single" w:color="auto" w:sz="4" w:space="0"/>
+              <w:left w:val="nil"/>
+              <w:right w:val="single" w:color="auto" w:sz="4" w:space="0"/>
+            </w:tcBorders>
+            <w:vAlign w:val="center"/>
+          </w:tcPr>
+          <w:p>
+            <w:pPr>
+              <w:pStyle w:val="17"/>
+              <w:keepNext w:val="0"/>
+              <w:keepLines w:val="0"/>
+              <w:pageBreakBefore w:val="0"/>
+              <w:widowControl/>
+              <w:kinsoku/>
+              <w:wordWrap/>
+              <w:overflowPunct/>
+              <w:topLinePunct w:val="0"/>
+              <w:autoSpaceDE/>
+              <w:autoSpaceDN/>
+              <w:bidi w:val="0"/>
+              <w:adjustRightInd/>
+              <w:snapToGrid/>
+              <w:spacing w:before="0" w:beforeAutospacing="0" w:after="0" w:afterAutospacing="0" w:line="240" w:lineRule="auto"/>
+              <w:jc w:val="center"/>
+              <w:rPr>
+                <w:rFonts w:hint="eastAsia" w:ascii="微软雅黑" w:hAnsi="微软雅黑" w:eastAsia="微软雅黑" w:cs="微软雅黑"/>
+                <w:b/>
+                <w:color w:val="000000"/>
+                <w:sz w:val="21"/>
+                <w:szCs w:val="21"/>
+                <w:lang w:val="en-US" w:eastAsia="zh-CN" w:bidi="ar"/>
+              </w:rPr>
+            </w:pPr>
+            <w:r>
+              <w:rPr>
+                <w:rFonts w:hint="eastAsia" w:ascii="微软雅黑" w:hAnsi="微软雅黑" w:eastAsia="微软雅黑" w:cs="微软雅黑"/>
+                <w:b/>
+                <w:color w:val="000000"/>
+                <w:sz w:val="21"/>
+                <w:szCs w:val="21"/>
+                <w:lang w:val="en-US" w:eastAsia="zh-CN" w:bidi="ar"/>
+              </w:rPr>
+              <w:t>检测内容</w:t>
+            </w:r>
+          </w:p>
+        </w:tc>
+        <w:tc>
+          <w:tcPr>
+            <w:tcW w:w="8415" w:type="dxa"/>
+            <w:gridSpan w:val="7"/>
+            <w:tcBorders>
+              <w:top w:val="single" w:color="auto" w:sz="4" w:space="0"/>
+              <w:left w:val="single" w:color="auto" w:sz="4" w:space="0"/>
+              <w:right w:val="nil"/>
+            </w:tcBorders>
+            <w:vAlign w:val="center"/>
+          </w:tcPr>
+          <w:p>
+            <w:pPr>
+              <w:pStyle w:val="17"/>
+              <w:keepNext w:val="0"/>
+              <w:keepLines w:val="0"/>
+              <w:pageBreakBefore w:val="0"/>
+              <w:widowControl/>
+              <w:kinsoku/>
+              <w:wordWrap/>
+              <w:overflowPunct/>
+              <w:topLinePunct w:val="0"/>
+              <w:autoSpaceDE/>
+              <w:autoSpaceDN/>
+              <w:bidi w:val="0"/>
+              <w:adjustRightInd/>
+              <w:snapToGrid/>
+              <w:spacing w:before="0" w:beforeAutospacing="0" w:after="0" w:afterAutospacing="0" w:line="240" w:lineRule="auto"/>
+              <w:jc w:val="left"/>
+              <w:rPr>
+                <w:rFonts w:hint="eastAsia" w:ascii="微软雅黑" w:hAnsi="微软雅黑" w:eastAsia="微软雅黑" w:cs="微软雅黑"/>
                 <w:color w:val="000000" w:themeColor="text1"/>
                 <w:sz w:val="21"/>
                 <w:szCs w:val="21"/>
-                <w:lang w:eastAsia="zh-CN"/>
                 <w14:textFill>
                   <w14:solidFill>
                     <w14:schemeClr w14:val="tx1"/>
                   </w14:solidFill>
                 </w14:textFill>
               </w:rPr>
-              <w:t>{% if PDInfo != undefined %}</w:t>
-            </w:r>
-            <w:r>
-              <w:rPr>
-                <w:rFonts w:hint="eastAsia" w:asciiTheme="minorEastAsia" w:hAnsiTheme="minorEastAsia" w:eastAsiaTheme="minorEastAsia"/>
+            </w:pPr>
+            <w:r>
+              <w:rPr>
+                <w:rFonts w:hint="eastAsia" w:ascii="微软雅黑" w:hAnsi="微软雅黑" w:eastAsia="微软雅黑" w:cs="微软雅黑"/>
                 <w:color w:val="000000" w:themeColor="text1"/>
                 <w:sz w:val="21"/>
                 <w:szCs w:val="21"/>
-                <w:lang w:val="en-US" w:eastAsia="zh-CN"/>
                 <w14:textFill>
                   <w14:solidFill>
                     <w14:schemeClr w14:val="tx1"/>
                   </w14:solidFill>
                 </w14:textFill>
               </w:rPr>
-              <w:t>同时，</w:t>
-            </w:r>
-            <w:r>
-              <w:rPr>
-                <w:rFonts w:hint="eastAsia" w:asciiTheme="minorEastAsia" w:hAnsiTheme="minorEastAsia" w:eastAsiaTheme="minorEastAsia"/>
-                <w:color w:val="000000" w:themeColor="text1"/>
-                <w:sz w:val="21"/>
-                <w:szCs w:val="21"/>
-                <w:lang w:eastAsia="zh-CN"/>
-                <w14:textFill>
-                  <w14:solidFill>
-                    <w14:schemeClr w14:val="tx1"/>
-                  </w14:solidFill>
-                </w14:textFill>
-              </w:rPr>
-              <w:t>本</w:t>
-            </w:r>
-            <w:r>
-              <w:rPr>
-                <w:rFonts w:hint="eastAsia" w:asciiTheme="minorEastAsia" w:hAnsiTheme="minorEastAsia" w:eastAsiaTheme="minorEastAsia"/>
-                <w:color w:val="000000" w:themeColor="text1"/>
-                <w:sz w:val="21"/>
-                <w:szCs w:val="21"/>
-                <w:lang w:val="en-US" w:eastAsia="zh-CN"/>
-                <w14:textFill>
-                  <w14:solidFill>
-                    <w14:schemeClr w14:val="tx1"/>
-                  </w14:solidFill>
-                </w14:textFill>
-              </w:rPr>
-              <w:t>项目也</w:t>
-            </w:r>
-            <w:r>
-              <w:rPr>
-                <w:rFonts w:hint="eastAsia" w:asciiTheme="minorEastAsia" w:hAnsiTheme="minorEastAsia" w:eastAsiaTheme="minorEastAsia"/>
-                <w:color w:val="000000" w:themeColor="text1"/>
-                <w:sz w:val="21"/>
-                <w:szCs w:val="21"/>
-                <w:lang w:eastAsia="zh-CN"/>
-                <w14:textFill>
-                  <w14:solidFill>
-                    <w14:schemeClr w14:val="tx1"/>
-                  </w14:solidFill>
-                </w14:textFill>
-              </w:rPr>
-              <w:t>通过免疫组化检测PD-L1表达</w:t>
-            </w:r>
-            <w:r>
-              <w:rPr>
-                <w:rFonts w:hint="eastAsia" w:asciiTheme="minorEastAsia" w:hAnsiTheme="minorEastAsia" w:eastAsiaTheme="minorEastAsia"/>
-                <w:color w:val="000000" w:themeColor="text1"/>
-                <w:sz w:val="21"/>
-                <w:szCs w:val="21"/>
-                <w:lang w:val="en-US" w:eastAsia="zh-CN"/>
-                <w14:textFill>
-                  <w14:solidFill>
-                    <w14:schemeClr w14:val="tx1"/>
-                  </w14:solidFill>
-                </w14:textFill>
-              </w:rPr>
-              <w:t>情况</w:t>
-            </w:r>
-            <w:r>
-              <w:rPr>
-                <w:rFonts w:hint="eastAsia" w:asciiTheme="minorEastAsia" w:hAnsiTheme="minorEastAsia" w:eastAsiaTheme="minorEastAsia"/>
-                <w:color w:val="000000" w:themeColor="text1"/>
-                <w:sz w:val="21"/>
-                <w:szCs w:val="21"/>
-                <w:lang w:eastAsia="zh-CN"/>
-                <w14:textFill>
-                  <w14:solidFill>
-                    <w14:schemeClr w14:val="tx1"/>
-                  </w14:solidFill>
-                </w14:textFill>
-              </w:rPr>
-              <w:t>。{% endif %}</w:t>
+              <w:t>本检测项目为乳腺癌21基因检测，通过检测16个肿瘤相关基因（增殖、侵袭、HER2和激素等相关基因）和5个参考基因的表达情况，将检测结果量化为复发评分（Recurrence Score, RS），从而预测10年内远期复发风险和化疗获益。RS从0-100，分数越高，复发的可能性越大，也越能从化疗获益。{% if PDInfo != undefined %}同时，本项目也通过免疫组化检测PD-L1表达情况。{% endif %}</w:t>
             </w:r>
           </w:p>
         </w:tc>
@@ -2120,9 +2194,9 @@
           <w:shd w:val="clear" w:color="auto" w:fill="17365D"/>
         </w:rPr>
       </w:pPr>
-      <w:bookmarkStart w:id="0" w:name="_Toc526855031"/>
-      <w:bookmarkStart w:id="1" w:name="_Toc534637492"/>
-      <w:bookmarkStart w:id="2" w:name="_Toc527112379"/>
+      <w:bookmarkStart w:id="0" w:name="_Toc527112379"/>
+      <w:bookmarkStart w:id="1" w:name="_Toc526855031"/>
+      <w:bookmarkStart w:id="2" w:name="_Toc534637492"/>
       <w:r>
         <w:rPr>
           <w:rFonts w:hint="eastAsia" w:ascii="微软雅黑" w:hAnsi="微软雅黑" w:eastAsia="微软雅黑" w:cs="微软雅黑"/>
@@ -2834,11 +2908,11 @@
           <w:lang w:eastAsia="zh-CN" w:bidi="ar"/>
         </w:rPr>
       </w:pPr>
-      <w:bookmarkStart w:id="4" w:name="_Toc14264"/>
-      <w:bookmarkStart w:id="5" w:name="_Toc19024"/>
-      <w:bookmarkStart w:id="6" w:name="_Toc18552"/>
-      <w:bookmarkStart w:id="7" w:name="_Toc8800"/>
-      <w:bookmarkStart w:id="8" w:name="_Toc25603"/>
+      <w:bookmarkStart w:id="4" w:name="_Toc19024"/>
+      <w:bookmarkStart w:id="5" w:name="_Toc25603"/>
+      <w:bookmarkStart w:id="6" w:name="_Toc14264"/>
+      <w:bookmarkStart w:id="7" w:name="_Toc18552"/>
+      <w:bookmarkStart w:id="8" w:name="_Toc8800"/>
       <w:r>
         <w:rPr>
           <w:rFonts w:ascii="Times New Roman" w:hAnsi="Times New Roman" w:eastAsia="微软雅黑" w:cs="微软雅黑"/>
@@ -3098,8 +3172,6 @@
           <w:lang w:eastAsia="zh-CN"/>
         </w:rPr>
       </w:pPr>
-      <w:bookmarkStart w:id="51" w:name="_GoBack"/>
-      <w:bookmarkEnd w:id="51"/>
       <w:r>
         <w:rPr>
           <w:rFonts w:ascii="Times New Roman" w:hAnsi="Times New Roman" w:eastAsia="微软雅黑" w:cs="黑体"/>
@@ -3126,12 +3198,12 @@
           <w:lang w:val="en-US" w:eastAsia="zh-CN" w:bidi="ar-SA"/>
         </w:rPr>
       </w:pPr>
-      <w:bookmarkStart w:id="9" w:name="_Toc499"/>
-      <w:bookmarkStart w:id="10" w:name="_Toc19898_WPSOffice_Level1"/>
-      <w:bookmarkStart w:id="11" w:name="_Toc22132"/>
-      <w:bookmarkStart w:id="12" w:name="_Toc2819"/>
-      <w:bookmarkStart w:id="13" w:name="_Toc20136_WPSOffice_Level1"/>
-      <w:bookmarkStart w:id="14" w:name="_Toc2781"/>
+      <w:bookmarkStart w:id="9" w:name="_Toc2819"/>
+      <w:bookmarkStart w:id="10" w:name="_Toc499"/>
+      <w:bookmarkStart w:id="11" w:name="_Toc19898_WPSOffice_Level1"/>
+      <w:bookmarkStart w:id="12" w:name="_Toc22132"/>
+      <w:bookmarkStart w:id="13" w:name="_Toc2781"/>
+      <w:bookmarkStart w:id="14" w:name="_Toc20136_WPSOffice_Level1"/>
       <w:r>
         <w:rPr>
           <w:rFonts w:hint="eastAsia" w:ascii="Times New Roman" w:hAnsi="Times New Roman" w:eastAsia="微软雅黑" w:cs="黑体"/>
@@ -3224,12 +3296,6 @@
             <w:insideH w:val="single" w:color="A4A4A4" w:sz="4" w:space="0"/>
             <w:insideV w:val="single" w:color="A4A4A4" w:sz="4" w:space="0"/>
           </w:tblBorders>
-          <w:tblCellMar>
-            <w:top w:w="0" w:type="dxa"/>
-            <w:left w:w="108" w:type="dxa"/>
-            <w:bottom w:w="0" w:type="dxa"/>
-            <w:right w:w="108" w:type="dxa"/>
-          </w:tblCellMar>
         </w:tblPrEx>
         <w:trPr>
           <w:cantSplit/>
@@ -7462,9 +7528,9 @@
         </w:rPr>
       </w:pPr>
       <w:bookmarkStart w:id="15" w:name="_Toc106719764"/>
-      <w:bookmarkStart w:id="16" w:name="_Toc20034"/>
+      <w:bookmarkStart w:id="16" w:name="_Toc10223"/>
       <w:bookmarkStart w:id="17" w:name="_Toc9387"/>
-      <w:bookmarkStart w:id="18" w:name="_Toc10223"/>
+      <w:bookmarkStart w:id="18" w:name="_Toc20034"/>
       <w:r>
         <w:rPr>
           <w:rFonts w:hint="eastAsia" w:ascii="微软雅黑" w:hAnsi="微软雅黑" w:eastAsia="微软雅黑" w:cs="微软雅黑"/>
@@ -8168,6 +8234,7 @@
             <w:insideH w:val="dashed" w:color="244061" w:sz="4" w:space="0"/>
             <w:insideV w:val="dashed" w:color="244061" w:sz="4" w:space="0"/>
           </w:tblBorders>
+          <w:shd w:val="clear" w:color="auto" w:fill="auto"/>
           <w:tblCellMar>
             <w:top w:w="0" w:type="dxa"/>
             <w:left w:w="108" w:type="dxa"/>
@@ -8407,6 +8474,7 @@
             <w:insideH w:val="dashed" w:color="244061" w:sz="4" w:space="0"/>
             <w:insideV w:val="dashed" w:color="244061" w:sz="4" w:space="0"/>
           </w:tblBorders>
+          <w:shd w:val="clear" w:color="auto" w:fill="auto"/>
           <w:tblCellMar>
             <w:top w:w="0" w:type="dxa"/>
             <w:left w:w="108" w:type="dxa"/>
@@ -10621,10 +10689,10 @@
           <w:shd w:val="clear" w:color="auto" w:fill="17365D"/>
         </w:rPr>
       </w:pPr>
-      <w:bookmarkStart w:id="19" w:name="_Toc527112385"/>
-      <w:bookmarkStart w:id="20" w:name="_Toc534637498"/>
-      <w:bookmarkStart w:id="21" w:name="_Toc25428"/>
-      <w:bookmarkStart w:id="22" w:name="_Toc526855037"/>
+      <w:bookmarkStart w:id="19" w:name="_Toc534637498"/>
+      <w:bookmarkStart w:id="20" w:name="_Toc25428"/>
+      <w:bookmarkStart w:id="21" w:name="_Toc526855037"/>
+      <w:bookmarkStart w:id="22" w:name="_Toc527112385"/>
       <w:r>
         <w:rPr>
           <w:rFonts w:hint="eastAsia" w:ascii="微软雅黑" w:hAnsi="微软雅黑" w:eastAsia="微软雅黑" w:cs="微软雅黑"/>
@@ -10722,8 +10790,8 @@
           <w:lang w:val="en-US" w:eastAsia="zh-CN"/>
         </w:rPr>
       </w:pPr>
-      <w:bookmarkStart w:id="26" w:name="_Toc27020"/>
-      <w:bookmarkStart w:id="27" w:name="_Toc21629"/>
+      <w:bookmarkStart w:id="26" w:name="_Toc21629"/>
+      <w:bookmarkStart w:id="27" w:name="_Toc27020"/>
       <w:bookmarkStart w:id="28" w:name="_Toc15964"/>
       <w:bookmarkStart w:id="29" w:name="_Toc6632"/>
       <w:r>
@@ -11100,9 +11168,9 @@
         </w:rPr>
       </w:pPr>
       <w:bookmarkStart w:id="30" w:name="_Toc8902"/>
-      <w:bookmarkStart w:id="31" w:name="_Toc30210"/>
-      <w:bookmarkStart w:id="32" w:name="_Toc30450"/>
-      <w:bookmarkStart w:id="33" w:name="_Toc8282"/>
+      <w:bookmarkStart w:id="31" w:name="_Toc8282"/>
+      <w:bookmarkStart w:id="32" w:name="_Toc30210"/>
+      <w:bookmarkStart w:id="33" w:name="_Toc30450"/>
       <w:r>
         <w:rPr>
           <w:rFonts w:hint="eastAsia" w:ascii="微软雅黑" w:hAnsi="微软雅黑" w:eastAsia="微软雅黑" w:cs="微软雅黑"/>
@@ -12779,8 +12847,8 @@
           <w:lang w:val="en-US" w:eastAsia="zh-CN" w:bidi="ar-SA"/>
         </w:rPr>
       </w:pPr>
-      <w:bookmarkStart w:id="34" w:name="_Toc18910"/>
-      <w:bookmarkStart w:id="35" w:name="_Toc81326590"/>
+      <w:bookmarkStart w:id="34" w:name="_Toc81326590"/>
+      <w:bookmarkStart w:id="35" w:name="_Toc18910"/>
       <w:r>
         <w:rPr>
           <w:rFonts w:hint="eastAsia" w:ascii="Times New Roman" w:hAnsi="Times New Roman" w:eastAsia="微软雅黑" w:cs="黑体"/>
@@ -13328,9 +13396,9 @@
           <w:lang w:val="en-US" w:eastAsia="zh-CN"/>
         </w:rPr>
       </w:pPr>
-      <w:bookmarkStart w:id="40" w:name="_Toc13439"/>
-      <w:bookmarkStart w:id="41" w:name="_Toc18423"/>
-      <w:bookmarkStart w:id="42" w:name="_Toc15763"/>
+      <w:bookmarkStart w:id="40" w:name="_Toc18423"/>
+      <w:bookmarkStart w:id="41" w:name="_Toc15763"/>
+      <w:bookmarkStart w:id="42" w:name="_Toc13439"/>
       <w:bookmarkStart w:id="43" w:name="_Toc19443"/>
       <w:r>
         <w:rPr>
@@ -13449,12 +13517,6 @@
             <w:insideH w:val="single" w:color="A4A4A4" w:sz="4" w:space="0"/>
             <w:insideV w:val="single" w:color="A4A4A4" w:sz="4" w:space="0"/>
           </w:tblBorders>
-          <w:tblCellMar>
-            <w:top w:w="0" w:type="dxa"/>
-            <w:left w:w="0" w:type="dxa"/>
-            <w:bottom w:w="0" w:type="dxa"/>
-            <w:right w:w="0" w:type="dxa"/>
-          </w:tblCellMar>
         </w:tblPrEx>
         <w:trPr>
           <w:trHeight w:val="513" w:hRule="atLeast"/>
@@ -14759,13 +14821,13 @@
           <w:lang w:val="en-US" w:eastAsia="zh-CN" w:bidi="ar-SA"/>
         </w:rPr>
       </w:pPr>
-      <w:bookmarkStart w:id="44" w:name="_Toc7549"/>
-      <w:bookmarkStart w:id="45" w:name="_Toc16368_WPSOffice_Level1"/>
-      <w:bookmarkStart w:id="46" w:name="_Toc19099"/>
-      <w:bookmarkStart w:id="47" w:name="_Toc30533"/>
-      <w:bookmarkStart w:id="48" w:name="_Toc22458"/>
-      <w:bookmarkStart w:id="49" w:name="_Toc22484_WPSOffice_Level1"/>
-      <w:bookmarkStart w:id="50" w:name="_Toc28910_WPSOffice_Level1"/>
+      <w:bookmarkStart w:id="44" w:name="_Toc30533"/>
+      <w:bookmarkStart w:id="45" w:name="_Toc7549"/>
+      <w:bookmarkStart w:id="46" w:name="_Toc22484_WPSOffice_Level1"/>
+      <w:bookmarkStart w:id="47" w:name="_Toc16368_WPSOffice_Level1"/>
+      <w:bookmarkStart w:id="48" w:name="_Toc28910_WPSOffice_Level1"/>
+      <w:bookmarkStart w:id="49" w:name="_Toc19099"/>
+      <w:bookmarkStart w:id="50" w:name="_Toc22458"/>
       <w:r>
         <w:rPr>
           <w:rFonts w:hint="eastAsia" w:ascii="Times New Roman" w:hAnsi="Times New Roman" w:eastAsia="微软雅黑" w:cs="黑体"/>

--- a/WebContent/docx/乳腺癌21基因检测报告-三峡.docx
+++ b/WebContent/docx/乳腺癌21基因检测报告-三峡.docx
@@ -393,14 +393,14 @@
         </w:tblCellMar>
       </w:tblPr>
       <w:tblGrid>
-        <w:gridCol w:w="1177"/>
-        <w:gridCol w:w="1039"/>
-        <w:gridCol w:w="1040"/>
-        <w:gridCol w:w="1037"/>
-        <w:gridCol w:w="1039"/>
-        <w:gridCol w:w="1039"/>
-        <w:gridCol w:w="1030"/>
-        <w:gridCol w:w="2271"/>
+        <w:gridCol w:w="1216"/>
+        <w:gridCol w:w="1079"/>
+        <w:gridCol w:w="1081"/>
+        <w:gridCol w:w="1077"/>
+        <w:gridCol w:w="1079"/>
+        <w:gridCol w:w="1079"/>
+        <w:gridCol w:w="1070"/>
+        <w:gridCol w:w="1991"/>
       </w:tblGrid>
       <w:tr>
         <w:tblPrEx>
@@ -888,8 +888,34 @@
                 <w:szCs w:val="21"/>
                 <w:lang w:bidi="ar"/>
               </w:rPr>
-              <w:t>{{ template_subbarcode }}</w:t>
-            </w:r>
+              <w:t xml:space="preserve">{{ </w:t>
+            </w:r>
+            <w:r>
+              <w:rPr>
+                <w:rFonts w:hint="eastAsia" w:ascii="微软雅黑" w:hAnsi="微软雅黑" w:eastAsia="微软雅黑" w:cs="微软雅黑"/>
+                <w:b w:val="0"/>
+                <w:bCs/>
+                <w:color w:val="000000"/>
+                <w:sz w:val="21"/>
+                <w:szCs w:val="21"/>
+                <w:lang w:val="en-US" w:eastAsia="zh-CN" w:bidi="ar"/>
+              </w:rPr>
+              <w:t>sample.patient_id</w:t>
+            </w:r>
+            <w:r>
+              <w:rPr>
+                <w:rFonts w:hint="eastAsia" w:ascii="微软雅黑" w:hAnsi="微软雅黑" w:eastAsia="微软雅黑" w:cs="微软雅黑"/>
+                <w:b w:val="0"/>
+                <w:bCs/>
+                <w:color w:val="000000"/>
+                <w:sz w:val="21"/>
+                <w:szCs w:val="21"/>
+                <w:lang w:bidi="ar"/>
+              </w:rPr>
+              <w:t xml:space="preserve"> }}</w:t>
+            </w:r>
+            <w:bookmarkStart w:id="51" w:name="_GoBack"/>
+            <w:bookmarkEnd w:id="51"/>
           </w:p>
         </w:tc>
       </w:tr>
@@ -2022,8 +2048,6 @@
               </w:rPr>
               <w:t>实时荧光定量PCR技术</w:t>
             </w:r>
-            <w:bookmarkStart w:id="51" w:name="_GoBack"/>
-            <w:bookmarkEnd w:id="51"/>
           </w:p>
         </w:tc>
       </w:tr>
@@ -2195,8 +2219,8 @@
         </w:rPr>
       </w:pPr>
       <w:bookmarkStart w:id="0" w:name="_Toc527112379"/>
-      <w:bookmarkStart w:id="1" w:name="_Toc526855031"/>
-      <w:bookmarkStart w:id="2" w:name="_Toc534637492"/>
+      <w:bookmarkStart w:id="1" w:name="_Toc534637492"/>
+      <w:bookmarkStart w:id="2" w:name="_Toc526855031"/>
       <w:r>
         <w:rPr>
           <w:rFonts w:hint="eastAsia" w:ascii="微软雅黑" w:hAnsi="微软雅黑" w:eastAsia="微软雅黑" w:cs="微软雅黑"/>
@@ -2908,9 +2932,9 @@
           <w:lang w:eastAsia="zh-CN" w:bidi="ar"/>
         </w:rPr>
       </w:pPr>
-      <w:bookmarkStart w:id="4" w:name="_Toc19024"/>
-      <w:bookmarkStart w:id="5" w:name="_Toc25603"/>
-      <w:bookmarkStart w:id="6" w:name="_Toc14264"/>
+      <w:bookmarkStart w:id="4" w:name="_Toc14264"/>
+      <w:bookmarkStart w:id="5" w:name="_Toc19024"/>
+      <w:bookmarkStart w:id="6" w:name="_Toc25603"/>
       <w:bookmarkStart w:id="7" w:name="_Toc18552"/>
       <w:bookmarkStart w:id="8" w:name="_Toc8800"/>
       <w:r>
@@ -3199,11 +3223,11 @@
         </w:rPr>
       </w:pPr>
       <w:bookmarkStart w:id="9" w:name="_Toc2819"/>
-      <w:bookmarkStart w:id="10" w:name="_Toc499"/>
-      <w:bookmarkStart w:id="11" w:name="_Toc19898_WPSOffice_Level1"/>
-      <w:bookmarkStart w:id="12" w:name="_Toc22132"/>
-      <w:bookmarkStart w:id="13" w:name="_Toc2781"/>
-      <w:bookmarkStart w:id="14" w:name="_Toc20136_WPSOffice_Level1"/>
+      <w:bookmarkStart w:id="10" w:name="_Toc22132"/>
+      <w:bookmarkStart w:id="11" w:name="_Toc2781"/>
+      <w:bookmarkStart w:id="12" w:name="_Toc499"/>
+      <w:bookmarkStart w:id="13" w:name="_Toc20136_WPSOffice_Level1"/>
+      <w:bookmarkStart w:id="14" w:name="_Toc19898_WPSOffice_Level1"/>
       <w:r>
         <w:rPr>
           <w:rFonts w:hint="eastAsia" w:ascii="Times New Roman" w:hAnsi="Times New Roman" w:eastAsia="微软雅黑" w:cs="黑体"/>
@@ -3296,6 +3320,12 @@
             <w:insideH w:val="single" w:color="A4A4A4" w:sz="4" w:space="0"/>
             <w:insideV w:val="single" w:color="A4A4A4" w:sz="4" w:space="0"/>
           </w:tblBorders>
+          <w:tblCellMar>
+            <w:top w:w="0" w:type="dxa"/>
+            <w:left w:w="108" w:type="dxa"/>
+            <w:bottom w:w="0" w:type="dxa"/>
+            <w:right w:w="108" w:type="dxa"/>
+          </w:tblCellMar>
         </w:tblPrEx>
         <w:trPr>
           <w:cantSplit/>
@@ -7528,9 +7558,9 @@
         </w:rPr>
       </w:pPr>
       <w:bookmarkStart w:id="15" w:name="_Toc106719764"/>
-      <w:bookmarkStart w:id="16" w:name="_Toc10223"/>
+      <w:bookmarkStart w:id="16" w:name="_Toc20034"/>
       <w:bookmarkStart w:id="17" w:name="_Toc9387"/>
-      <w:bookmarkStart w:id="18" w:name="_Toc20034"/>
+      <w:bookmarkStart w:id="18" w:name="_Toc10223"/>
       <w:r>
         <w:rPr>
           <w:rFonts w:hint="eastAsia" w:ascii="微软雅黑" w:hAnsi="微软雅黑" w:eastAsia="微软雅黑" w:cs="微软雅黑"/>
@@ -10689,8 +10719,8 @@
           <w:shd w:val="clear" w:color="auto" w:fill="17365D"/>
         </w:rPr>
       </w:pPr>
-      <w:bookmarkStart w:id="19" w:name="_Toc534637498"/>
-      <w:bookmarkStart w:id="20" w:name="_Toc25428"/>
+      <w:bookmarkStart w:id="19" w:name="_Toc25428"/>
+      <w:bookmarkStart w:id="20" w:name="_Toc534637498"/>
       <w:bookmarkStart w:id="21" w:name="_Toc526855037"/>
       <w:bookmarkStart w:id="22" w:name="_Toc527112385"/>
       <w:r>
@@ -10761,9 +10791,9 @@
           <w:lang w:eastAsia="zh-CN"/>
         </w:rPr>
       </w:pPr>
-      <w:bookmarkStart w:id="23" w:name="_Toc526855038"/>
+      <w:bookmarkStart w:id="23" w:name="_Toc534637499"/>
       <w:bookmarkStart w:id="24" w:name="_Toc527112386"/>
-      <w:bookmarkStart w:id="25" w:name="_Toc534637499"/>
+      <w:bookmarkStart w:id="25" w:name="_Toc526855038"/>
       <w:r>
         <w:rPr>
           <w:rFonts w:hint="eastAsia" w:ascii="Times New Roman" w:hAnsi="Times New Roman" w:eastAsia="微软雅黑"/>
@@ -10790,10 +10820,10 @@
           <w:lang w:val="en-US" w:eastAsia="zh-CN"/>
         </w:rPr>
       </w:pPr>
-      <w:bookmarkStart w:id="26" w:name="_Toc21629"/>
-      <w:bookmarkStart w:id="27" w:name="_Toc27020"/>
-      <w:bookmarkStart w:id="28" w:name="_Toc15964"/>
-      <w:bookmarkStart w:id="29" w:name="_Toc6632"/>
+      <w:bookmarkStart w:id="26" w:name="_Toc27020"/>
+      <w:bookmarkStart w:id="27" w:name="_Toc6632"/>
+      <w:bookmarkStart w:id="28" w:name="_Toc21629"/>
+      <w:bookmarkStart w:id="29" w:name="_Toc15964"/>
       <w:r>
         <w:rPr>
           <w:rFonts w:hint="eastAsia" w:ascii="微软雅黑" w:hAnsi="微软雅黑" w:eastAsia="微软雅黑" w:cs="微软雅黑"/>
@@ -12879,9 +12909,9 @@
           <w:lang w:val="en-US" w:eastAsia="zh-CN"/>
         </w:rPr>
       </w:pPr>
-      <w:bookmarkStart w:id="36" w:name="_Toc19396"/>
-      <w:bookmarkStart w:id="37" w:name="_Toc7994"/>
-      <w:bookmarkStart w:id="38" w:name="_Toc7932"/>
+      <w:bookmarkStart w:id="36" w:name="_Toc7932"/>
+      <w:bookmarkStart w:id="37" w:name="_Toc19396"/>
+      <w:bookmarkStart w:id="38" w:name="_Toc7994"/>
       <w:bookmarkStart w:id="39" w:name="_Toc24511"/>
       <w:r>
         <w:rPr>
@@ -13397,8 +13427,8 @@
         </w:rPr>
       </w:pPr>
       <w:bookmarkStart w:id="40" w:name="_Toc18423"/>
-      <w:bookmarkStart w:id="41" w:name="_Toc15763"/>
-      <w:bookmarkStart w:id="42" w:name="_Toc13439"/>
+      <w:bookmarkStart w:id="41" w:name="_Toc13439"/>
+      <w:bookmarkStart w:id="42" w:name="_Toc15763"/>
       <w:bookmarkStart w:id="43" w:name="_Toc19443"/>
       <w:r>
         <w:rPr>
@@ -13517,6 +13547,12 @@
             <w:insideH w:val="single" w:color="A4A4A4" w:sz="4" w:space="0"/>
             <w:insideV w:val="single" w:color="A4A4A4" w:sz="4" w:space="0"/>
           </w:tblBorders>
+          <w:tblCellMar>
+            <w:top w:w="0" w:type="dxa"/>
+            <w:left w:w="0" w:type="dxa"/>
+            <w:bottom w:w="0" w:type="dxa"/>
+            <w:right w:w="0" w:type="dxa"/>
+          </w:tblCellMar>
         </w:tblPrEx>
         <w:trPr>
           <w:trHeight w:val="513" w:hRule="atLeast"/>
@@ -14821,8 +14857,8 @@
           <w:lang w:val="en-US" w:eastAsia="zh-CN" w:bidi="ar-SA"/>
         </w:rPr>
       </w:pPr>
-      <w:bookmarkStart w:id="44" w:name="_Toc30533"/>
-      <w:bookmarkStart w:id="45" w:name="_Toc7549"/>
+      <w:bookmarkStart w:id="44" w:name="_Toc7549"/>
+      <w:bookmarkStart w:id="45" w:name="_Toc30533"/>
       <w:bookmarkStart w:id="46" w:name="_Toc22484_WPSOffice_Level1"/>
       <w:bookmarkStart w:id="47" w:name="_Toc16368_WPSOffice_Level1"/>
       <w:bookmarkStart w:id="48" w:name="_Toc28910_WPSOffice_Level1"/>

--- a/WebContent/docx/乳腺癌21基因检测报告-三峡.docx
+++ b/WebContent/docx/乳腺癌21基因检测报告-三峡.docx
@@ -914,8 +914,6 @@
               </w:rPr>
               <w:t xml:space="preserve"> }}</w:t>
             </w:r>
-            <w:bookmarkStart w:id="51" w:name="_GoBack"/>
-            <w:bookmarkEnd w:id="51"/>
           </w:p>
         </w:tc>
       </w:tr>
@@ -2218,9 +2216,9 @@
           <w:shd w:val="clear" w:color="auto" w:fill="17365D"/>
         </w:rPr>
       </w:pPr>
-      <w:bookmarkStart w:id="0" w:name="_Toc527112379"/>
+      <w:bookmarkStart w:id="0" w:name="_Toc526855031"/>
       <w:bookmarkStart w:id="1" w:name="_Toc534637492"/>
-      <w:bookmarkStart w:id="2" w:name="_Toc526855031"/>
+      <w:bookmarkStart w:id="2" w:name="_Toc527112379"/>
       <w:r>
         <w:rPr>
           <w:rFonts w:hint="eastAsia" w:ascii="微软雅黑" w:hAnsi="微软雅黑" w:eastAsia="微软雅黑" w:cs="微软雅黑"/>
@@ -2932,9 +2930,9 @@
           <w:lang w:eastAsia="zh-CN" w:bidi="ar"/>
         </w:rPr>
       </w:pPr>
-      <w:bookmarkStart w:id="4" w:name="_Toc14264"/>
-      <w:bookmarkStart w:id="5" w:name="_Toc19024"/>
-      <w:bookmarkStart w:id="6" w:name="_Toc25603"/>
+      <w:bookmarkStart w:id="4" w:name="_Toc25603"/>
+      <w:bookmarkStart w:id="5" w:name="_Toc14264"/>
+      <w:bookmarkStart w:id="6" w:name="_Toc19024"/>
       <w:bookmarkStart w:id="7" w:name="_Toc18552"/>
       <w:bookmarkStart w:id="8" w:name="_Toc8800"/>
       <w:r>
@@ -2968,12 +2966,23 @@
       </w:pPr>
       <w:r>
         <w:rPr>
-          <w:rFonts w:ascii="Times New Roman" w:hAnsi="Times New Roman" w:eastAsia="微软雅黑" w:cs="微软雅黑"/>
+          <w:rFonts w:hint="eastAsia" w:ascii="Times New Roman" w:hAnsi="Times New Roman" w:eastAsia="微软雅黑" w:cs="微软雅黑"/>
           <w:sz w:val="18"/>
           <w:szCs w:val="18"/>
           <w:lang w:eastAsia="zh-CN" w:bidi="ar"/>
         </w:rPr>
-        <w:t>本报告临床经验总结的结果只适用于早期、淋巴结阴性、激素受体阳性、HER2阴性或淋巴结阳性（1-3个腋窝淋巴结转移）、激素受体阳性、HER2阴性的浸润性乳腺癌患者，目前还不清楚是否适用于这个标准以外的患者。</w:t>
+        <w:t>本报告临床经验总结的结果适用于以下两类浸润性乳腺癌患者：</w:t>
+      </w:r>
+      <w:bookmarkStart w:id="51" w:name="_GoBack"/>
+      <w:bookmarkEnd w:id="51"/>
+      <w:r>
+        <w:rPr>
+          <w:rFonts w:hint="eastAsia" w:ascii="Times New Roman" w:hAnsi="Times New Roman" w:eastAsia="微软雅黑" w:cs="微软雅黑"/>
+          <w:sz w:val="18"/>
+          <w:szCs w:val="18"/>
+          <w:lang w:eastAsia="zh-CN" w:bidi="ar"/>
+        </w:rPr>
+        <w:t>1）淋巴结阴性、激素受体阳性、HER2阴性；2）淋巴结阳性（1-3个腋窝淋巴结转移）、激素受体阳性、HER2阴性，目前尚不明确该结果是否适用于上述标准以外的患者。</w:t>
       </w:r>
     </w:p>
     <w:p>
@@ -3222,12 +3231,12 @@
           <w:lang w:val="en-US" w:eastAsia="zh-CN" w:bidi="ar-SA"/>
         </w:rPr>
       </w:pPr>
-      <w:bookmarkStart w:id="9" w:name="_Toc2819"/>
+      <w:bookmarkStart w:id="9" w:name="_Toc20136_WPSOffice_Level1"/>
       <w:bookmarkStart w:id="10" w:name="_Toc22132"/>
       <w:bookmarkStart w:id="11" w:name="_Toc2781"/>
       <w:bookmarkStart w:id="12" w:name="_Toc499"/>
-      <w:bookmarkStart w:id="13" w:name="_Toc20136_WPSOffice_Level1"/>
-      <w:bookmarkStart w:id="14" w:name="_Toc19898_WPSOffice_Level1"/>
+      <w:bookmarkStart w:id="13" w:name="_Toc19898_WPSOffice_Level1"/>
+      <w:bookmarkStart w:id="14" w:name="_Toc2819"/>
       <w:r>
         <w:rPr>
           <w:rFonts w:hint="eastAsia" w:ascii="Times New Roman" w:hAnsi="Times New Roman" w:eastAsia="微软雅黑" w:cs="黑体"/>
@@ -7557,10 +7566,10 @@
           <w:lang w:val="en-US" w:eastAsia="zh-CN"/>
         </w:rPr>
       </w:pPr>
-      <w:bookmarkStart w:id="15" w:name="_Toc106719764"/>
-      <w:bookmarkStart w:id="16" w:name="_Toc20034"/>
-      <w:bookmarkStart w:id="17" w:name="_Toc9387"/>
-      <w:bookmarkStart w:id="18" w:name="_Toc10223"/>
+      <w:bookmarkStart w:id="15" w:name="_Toc20034"/>
+      <w:bookmarkStart w:id="16" w:name="_Toc9387"/>
+      <w:bookmarkStart w:id="17" w:name="_Toc10223"/>
+      <w:bookmarkStart w:id="18" w:name="_Toc106719764"/>
       <w:r>
         <w:rPr>
           <w:rFonts w:hint="eastAsia" w:ascii="微软雅黑" w:hAnsi="微软雅黑" w:eastAsia="微软雅黑" w:cs="微软雅黑"/>
@@ -10719,10 +10728,10 @@
           <w:shd w:val="clear" w:color="auto" w:fill="17365D"/>
         </w:rPr>
       </w:pPr>
-      <w:bookmarkStart w:id="19" w:name="_Toc25428"/>
-      <w:bookmarkStart w:id="20" w:name="_Toc534637498"/>
-      <w:bookmarkStart w:id="21" w:name="_Toc526855037"/>
-      <w:bookmarkStart w:id="22" w:name="_Toc527112385"/>
+      <w:bookmarkStart w:id="19" w:name="_Toc526855037"/>
+      <w:bookmarkStart w:id="20" w:name="_Toc25428"/>
+      <w:bookmarkStart w:id="21" w:name="_Toc527112385"/>
+      <w:bookmarkStart w:id="22" w:name="_Toc534637498"/>
       <w:r>
         <w:rPr>
           <w:rFonts w:hint="eastAsia" w:ascii="微软雅黑" w:hAnsi="微软雅黑" w:eastAsia="微软雅黑" w:cs="微软雅黑"/>
@@ -10791,9 +10800,9 @@
           <w:lang w:eastAsia="zh-CN"/>
         </w:rPr>
       </w:pPr>
-      <w:bookmarkStart w:id="23" w:name="_Toc534637499"/>
-      <w:bookmarkStart w:id="24" w:name="_Toc527112386"/>
-      <w:bookmarkStart w:id="25" w:name="_Toc526855038"/>
+      <w:bookmarkStart w:id="23" w:name="_Toc527112386"/>
+      <w:bookmarkStart w:id="24" w:name="_Toc526855038"/>
+      <w:bookmarkStart w:id="25" w:name="_Toc534637499"/>
       <w:r>
         <w:rPr>
           <w:rFonts w:hint="eastAsia" w:ascii="Times New Roman" w:hAnsi="Times New Roman" w:eastAsia="微软雅黑"/>
@@ -10820,9 +10829,9 @@
           <w:lang w:val="en-US" w:eastAsia="zh-CN"/>
         </w:rPr>
       </w:pPr>
-      <w:bookmarkStart w:id="26" w:name="_Toc27020"/>
-      <w:bookmarkStart w:id="27" w:name="_Toc6632"/>
-      <w:bookmarkStart w:id="28" w:name="_Toc21629"/>
+      <w:bookmarkStart w:id="26" w:name="_Toc21629"/>
+      <w:bookmarkStart w:id="27" w:name="_Toc27020"/>
+      <w:bookmarkStart w:id="28" w:name="_Toc6632"/>
       <w:bookmarkStart w:id="29" w:name="_Toc15964"/>
       <w:r>
         <w:rPr>
@@ -11198,9 +11207,9 @@
         </w:rPr>
       </w:pPr>
       <w:bookmarkStart w:id="30" w:name="_Toc8902"/>
-      <w:bookmarkStart w:id="31" w:name="_Toc8282"/>
-      <w:bookmarkStart w:id="32" w:name="_Toc30210"/>
-      <w:bookmarkStart w:id="33" w:name="_Toc30450"/>
+      <w:bookmarkStart w:id="31" w:name="_Toc30450"/>
+      <w:bookmarkStart w:id="32" w:name="_Toc8282"/>
+      <w:bookmarkStart w:id="33" w:name="_Toc30210"/>
       <w:r>
         <w:rPr>
           <w:rFonts w:hint="eastAsia" w:ascii="微软雅黑" w:hAnsi="微软雅黑" w:eastAsia="微软雅黑" w:cs="微软雅黑"/>
@@ -11254,12 +11263,6 @@
             <w:insideH w:val="single" w:color="A4A4A4" w:sz="4" w:space="0"/>
             <w:insideV w:val="single" w:color="A4A4A4" w:sz="4" w:space="0"/>
           </w:tblBorders>
-          <w:tblCellMar>
-            <w:top w:w="0" w:type="dxa"/>
-            <w:left w:w="108" w:type="dxa"/>
-            <w:bottom w:w="0" w:type="dxa"/>
-            <w:right w:w="108" w:type="dxa"/>
-          </w:tblCellMar>
         </w:tblPrEx>
         <w:trPr>
           <w:trHeight w:val="258" w:hRule="atLeast"/>
@@ -12877,8 +12880,8 @@
           <w:lang w:val="en-US" w:eastAsia="zh-CN" w:bidi="ar-SA"/>
         </w:rPr>
       </w:pPr>
-      <w:bookmarkStart w:id="34" w:name="_Toc81326590"/>
-      <w:bookmarkStart w:id="35" w:name="_Toc18910"/>
+      <w:bookmarkStart w:id="34" w:name="_Toc18910"/>
+      <w:bookmarkStart w:id="35" w:name="_Toc81326590"/>
       <w:r>
         <w:rPr>
           <w:rFonts w:hint="eastAsia" w:ascii="Times New Roman" w:hAnsi="Times New Roman" w:eastAsia="微软雅黑" w:cs="黑体"/>
@@ -12910,8 +12913,8 @@
         </w:rPr>
       </w:pPr>
       <w:bookmarkStart w:id="36" w:name="_Toc7932"/>
-      <w:bookmarkStart w:id="37" w:name="_Toc19396"/>
-      <w:bookmarkStart w:id="38" w:name="_Toc7994"/>
+      <w:bookmarkStart w:id="37" w:name="_Toc7994"/>
+      <w:bookmarkStart w:id="38" w:name="_Toc19396"/>
       <w:bookmarkStart w:id="39" w:name="_Toc24511"/>
       <w:r>
         <w:rPr>
@@ -14862,8 +14865,8 @@
       <w:bookmarkStart w:id="46" w:name="_Toc22484_WPSOffice_Level1"/>
       <w:bookmarkStart w:id="47" w:name="_Toc16368_WPSOffice_Level1"/>
       <w:bookmarkStart w:id="48" w:name="_Toc28910_WPSOffice_Level1"/>
-      <w:bookmarkStart w:id="49" w:name="_Toc19099"/>
-      <w:bookmarkStart w:id="50" w:name="_Toc22458"/>
+      <w:bookmarkStart w:id="49" w:name="_Toc22458"/>
+      <w:bookmarkStart w:id="50" w:name="_Toc19099"/>
       <w:r>
         <w:rPr>
           <w:rFonts w:hint="eastAsia" w:ascii="Times New Roman" w:hAnsi="Times New Roman" w:eastAsia="微软雅黑" w:cs="黑体"/>
